--- a/docs/08_Tuition_Serve_Client_Guide.docx
+++ b/docs/08_Tuition_Serve_Client_Guide.docx
@@ -2,6 +2,12 @@
 <file path=word/document.xml><?xml version="1.0" encoding="utf-8"?>
 <w:document xmlns:wpc="http://schemas.microsoft.com/office/word/2010/wordprocessingCanvas" xmlns:mo="http://schemas.microsoft.com/office/mac/office/2008/main" xmlns:mc="http://schemas.openxmlformats.org/markup-compatibility/2006" xmlns:mv="urn:schemas-microsoft-com:mac:vml" xmlns:o="urn:schemas-microsoft-com:office:office" xmlns:r="http://schemas.openxmlformats.org/officeDocument/2006/relationships" xmlns:m="http://schemas.openxmlformats.org/officeDocument/2006/math" xmlns:v="urn:schemas-microsoft-com:vml" xmlns:wp14="http://schemas.microsoft.com/office/word/2010/wordprocessingDrawing" xmlns:wp="http://schemas.openxmlformats.org/drawingml/2006/wordprocessingDrawing" xmlns:w10="urn:schemas-microsoft-com:office:word" xmlns:w="http://schemas.openxmlformats.org/wordprocessingml/2006/main" xmlns:w14="http://schemas.microsoft.com/office/word/2010/wordml" xmlns:wpg="http://schemas.microsoft.com/office/word/2010/wordprocessingGroup" xmlns:wpi="http://schemas.microsoft.com/office/word/2010/wordprocessingInk" xmlns:wne="http://schemas.microsoft.com/office/word/2006/wordml" xmlns:wps="http://schemas.microsoft.com/office/word/2010/wordprocessingShape" mc:Ignorable="w14 wp14">
   <w:body>
+    <w:p/>
+    <w:p/>
+    <w:p/>
+    <w:p/>
+    <w:p/>
+    <w:p/>
     <w:p>
       <w:pPr>
         <w:jc w:val="center"/>
@@ -9,8 +15,8 @@
       <w:r>
         <w:rPr>
           <w:b/>
-          <w:color w:val="1E40AF"/>
-          <w:sz w:val="72"/>
+          <w:color w:val="006C49"/>
+          <w:sz w:val="88"/>
         </w:rPr>
         <w:t>Tuition Serve</w:t>
       </w:r>
@@ -22,11 +28,14 @@
       <w:r>
         <w:rPr>
           <w:color w:val="4B5563"/>
-          <w:sz w:val="36"/>
+          <w:sz w:val="44"/>
         </w:rPr>
-        <w:t>Client Guide: How the Application Works</w:t>
+        <w:t>The Client Handbook</w:t>
       </w:r>
     </w:p>
+    <w:p/>
+    <w:p/>
+    <w:p/>
     <w:p>
       <w:pPr>
         <w:jc w:val="center"/>
@@ -35,14 +44,118 @@
         <w:rPr>
           <w:i/>
           <w:color w:val="4B5563"/>
-          <w:sz w:val="22"/>
+          <w:sz w:val="24"/>
         </w:rPr>
-        <w:t>A complete, non-technical walkthrough of the product, its roles, its data,</w:t>
+        <w:t>A complete guide to understanding, operating, and maintaining the</w:t>
         <w:br/>
-        <w:t>and how to operate and maintain it without a developer.</w:t>
+        <w:t>Tuition Serve platform — written for the person running the business,</w:t>
+        <w:br/>
+        <w:t>not the person who built the code.</w:t>
       </w:r>
     </w:p>
     <w:p/>
+    <w:p/>
+    <w:p/>
+    <w:p/>
+    <w:p/>
+    <w:p/>
+    <w:p/>
+    <w:p/>
+    <w:p/>
+    <w:p/>
+    <w:p>
+      <w:pPr>
+        <w:jc w:val="center"/>
+      </w:pPr>
+      <w:r>
+        <w:rPr>
+          <w:color w:val="4B5563"/>
+          <w:sz w:val="20"/>
+        </w:rPr>
+        <w:t>First Edition</w:t>
+      </w:r>
+    </w:p>
+    <w:p>
+      <w:r>
+        <w:br w:type="page"/>
+      </w:r>
+    </w:p>
+    <w:p>
+      <w:pPr>
+        <w:pStyle w:val="Heading1"/>
+      </w:pPr>
+      <w:r>
+        <w:t>Preface</w:t>
+      </w:r>
+    </w:p>
+    <w:p>
+      <w:r>
+        <w:rPr>
+          <w:b w:val="0"/>
+          <w:i w:val="0"/>
+        </w:rPr>
+        <w:t>This handbook exists so that you can run Tuition Serve without needing to read code, and without needing a developer standing next to you for every routine decision — who counts as an administrator, how to find one person's account among thousands, what those strange codes like TS-T-000127 mean, and what actually happens when a parent submits a request.</w:t>
+      </w:r>
+    </w:p>
+    <w:p>
+      <w:r>
+        <w:rPr>
+          <w:b w:val="0"/>
+          <w:i w:val="0"/>
+        </w:rPr>
+        <w:t>It is organized like a book on purpose, rather than as one long page you have to scroll through. The Table of Contents on the next page is clickable in Word (hold Ctrl and click a line to jump there) — use it. If a section title mentions something you don't currently need, skip it; nothing here assumes you read it front to back.</w:t>
+      </w:r>
+    </w:p>
+    <w:p>
+      <w:r>
+        <w:rPr>
+          <w:b w:val="0"/>
+          <w:i w:val="0"/>
+        </w:rPr>
+        <w:t>A short note on scope: this book covers what you, as the person operating the business, need to know. It deliberately does not explain how the code itself is written — that belongs in a separate technical reference intended for a developer (or an AI coding assistant) picking up the project, which ships alongside this one. A short glossary of the few technical terms that do come up is at the very back, in Appendix A, precisely so it doesn't get in the way of the parts you'll actually use.</w:t>
+      </w:r>
+    </w:p>
+    <w:p>
+      <w:r>
+        <w:rPr>
+          <w:b w:val="0"/>
+          <w:i w:val="0"/>
+        </w:rPr>
+        <w:t>Use the Table of Contents to jump straight to what you need:</w:t>
+      </w:r>
+    </w:p>
+    <w:p>
+      <w:pPr>
+        <w:pStyle w:val="ListBullet"/>
+      </w:pPr>
+      <w:r>
+        <w:t>Trying to understand what the product actually does — start at Part I.</w:t>
+      </w:r>
+    </w:p>
+    <w:p>
+      <w:pPr>
+        <w:pStyle w:val="ListBullet"/>
+      </w:pPr>
+      <w:r>
+        <w:t>Need to promote someone to admin, or find a specific person's account — go straight to Part III.</w:t>
+      </w:r>
+    </w:p>
+    <w:p>
+      <w:pPr>
+        <w:pStyle w:val="ListBullet"/>
+      </w:pPr>
+      <w:r>
+        <w:t>Saw a code like “TS-TU-000045” somewhere and want to know what it means — Part IV.</w:t>
+      </w:r>
+    </w:p>
+    <w:p>
+      <w:pPr>
+        <w:pStyle w:val="ListBullet"/>
+      </w:pPr>
+      <w:r>
+        <w:t>Wondering what's already been tested for security — Part V.</w:t>
+      </w:r>
+    </w:p>
     <w:p>
       <w:r>
         <w:br w:type="page"/>
@@ -57,139 +170,23 @@
       </w:r>
     </w:p>
     <w:p>
-      <w:pPr>
-        <w:pStyle w:val="ListBullet"/>
-      </w:pPr>
       <w:r>
-        <w:t>1. What Tuition Serve Is</w:t>
+        <w:rPr>
+          <w:b w:val="0"/>
+          <w:i/>
+          <w:color w:val="4B5563"/>
+          <w:sz w:val="18"/>
+        </w:rPr>
+        <w:t>(This table updates automatically. If it looks empty or out of date, click inside it and press F9, or right-click and choose “Update Field.”)</w:t>
       </w:r>
     </w:p>
     <w:p>
-      <w:pPr>
-        <w:pStyle w:val="ListBullet"/>
-      </w:pPr>
       <w:r>
-        <w:t>2. Who Uses the App (Roles)</w:t>
-      </w:r>
-    </w:p>
-    <w:p>
-      <w:pPr>
-        <w:pStyle w:val="ListBullet"/>
-      </w:pPr>
-      <w:r>
-        <w:t>3. How a Tuition Request Becomes a Placement (The Full Journey)</w:t>
-      </w:r>
-    </w:p>
-    <w:p>
-      <w:pPr>
-        <w:pStyle w:val="ListBullet"/>
-      </w:pPr>
-      <w:r>
-        <w:t>4. The Admin Side: Super Admin vs. Branch Admin</w:t>
-      </w:r>
-    </w:p>
-    <w:p>
-      <w:pPr>
-        <w:pStyle w:val="ListBullet"/>
-      </w:pPr>
-      <w:r>
-        <w:t>5. Branches: What They Are and How Routing Works</w:t>
-      </w:r>
-    </w:p>
-    <w:p>
-      <w:pPr>
-        <w:pStyle w:val="ListBullet"/>
-      </w:pPr>
-      <w:r>
-        <w:t>6. Tutor Verification and Suspension</w:t>
-      </w:r>
-    </w:p>
-    <w:p>
-      <w:pPr>
-        <w:pStyle w:val="ListBullet"/>
-      </w:pPr>
-      <w:r>
-        <w:t>7. Messaging and Notifications</w:t>
-      </w:r>
-    </w:p>
-    <w:p>
-      <w:pPr>
-        <w:pStyle w:val="ListBullet"/>
-      </w:pPr>
-      <w:r>
-        <w:t>8. What Data Is Stored, and Where</w:t>
-      </w:r>
-    </w:p>
-    <w:p>
-      <w:pPr>
-        <w:pStyle w:val="ListBullet"/>
-      </w:pPr>
-      <w:r>
-        <w:t>9. Accessing the Database (Firebase Console)</w:t>
-      </w:r>
-    </w:p>
-    <w:p>
-      <w:pPr>
-        <w:pStyle w:val="ListBullet"/>
-      </w:pPr>
-      <w:r>
-        <w:t>10. Creating and Managing Admin Accounts</w:t>
-      </w:r>
-    </w:p>
-    <w:p>
-      <w:pPr>
-        <w:pStyle w:val="ListBullet"/>
-      </w:pPr>
-      <w:r>
-        <w:t>11. Making Common Changes Without a Developer</w:t>
-      </w:r>
-    </w:p>
-    <w:p>
-      <w:pPr>
-        <w:pStyle w:val="ListBullet"/>
-      </w:pPr>
-      <w:r>
-        <w:t>12. Security and Privacy — What Is Protected and How</w:t>
-      </w:r>
-    </w:p>
-    <w:p>
-      <w:pPr>
-        <w:pStyle w:val="ListBullet"/>
-      </w:pPr>
-      <w:r>
-        <w:t>13. Hosting, Deployment, and Environment Setup</w:t>
-      </w:r>
-    </w:p>
-    <w:p>
-      <w:pPr>
-        <w:pStyle w:val="ListBullet"/>
-      </w:pPr>
-      <w:r>
-        <w:t>14. Mobile Experience</w:t>
-      </w:r>
-    </w:p>
-    <w:p>
-      <w:pPr>
-        <w:pStyle w:val="ListBullet"/>
-      </w:pPr>
-      <w:r>
-        <w:t>15. What Is Deliberately NOT in V1</w:t>
-      </w:r>
-    </w:p>
-    <w:p>
-      <w:pPr>
-        <w:pStyle w:val="ListBullet"/>
-      </w:pPr>
-      <w:r>
-        <w:t>16. Glossary of Terms</w:t>
-      </w:r>
-    </w:p>
-    <w:p>
-      <w:pPr>
-        <w:pStyle w:val="ListBullet"/>
-      </w:pPr>
-      <w:r>
-        <w:t>17. Getting Help / Handover Notes</w:t>
+        <w:fldChar w:fldCharType="begin"/>
+        <w:instrText xml:space="preserve">TOC \o "1-3" \h \z \u</w:instrText>
+        <w:fldChar w:fldCharType="separate"/>
+        <w:t>Right-click here and choose “Update Field” to generate the table of contents.</w:t>
+        <w:fldChar w:fldCharType="end"/>
       </w:r>
     </w:p>
     <w:p>
@@ -199,10 +196,37 @@
     </w:p>
     <w:p>
       <w:pPr>
+        <w:jc w:val="center"/>
+      </w:pPr>
+      <w:r>
+        <w:rPr>
+          <w:b/>
+          <w:color w:val="4B5563"/>
+          <w:sz w:val="28"/>
+        </w:rPr>
+        <w:t>PART I</w:t>
+      </w:r>
+    </w:p>
+    <w:p>
+      <w:pPr>
+        <w:jc w:val="center"/>
+      </w:pPr>
+      <w:r>
+        <w:rPr>
+          <w:b/>
+          <w:color w:val="006C49"/>
+          <w:sz w:val="52"/>
+        </w:rPr>
+        <w:t>Understanding Tuition Serve</w:t>
+      </w:r>
+    </w:p>
+    <w:p/>
+    <w:p>
+      <w:pPr>
         <w:pStyle w:val="Heading1"/>
       </w:pPr>
       <w:r>
-        <w:t>1. What Tuition Serve Is</w:t>
+        <w:t>Chapter 1 — What Tuition Serve Is</w:t>
       </w:r>
     </w:p>
     <w:p>
@@ -211,7 +235,7 @@
           <w:b w:val="0"/>
           <w:i w:val="0"/>
         </w:rPr>
-        <w:t>Tuition Serve is a web application that connects parents looking for a home tutor with verified, independent tutors — but unlike a typical marketplace app, every match is reviewed and confirmed by an admin team rather than happening automatically.</w:t>
+        <w:t>Tuition Serve connects parents looking for a home tutor with verified, independent tutors — but every match is reviewed by an admin, not left to a parent browsing profiles and picking one themselves. Parents submit a request; an admin reviews it; verified tutors apply; an admin makes the final selection.</w:t>
       </w:r>
     </w:p>
     <w:p>
@@ -220,7 +244,7 @@
           <w:b w:val="0"/>
           <w:i w:val="0"/>
         </w:rPr>
-        <w:t>Parents do not create accounts. They fill out a simple public form describing what they need (subject, grade, location, availability), and that request goes into a queue for an admin to review. Tutors do create accounts, but every tutor profile must be verified by an admin before that tutor can apply to anything. When a parent's request is approved, it becomes visible to verified tutors as an open opportunity; tutors apply, and an admin makes the final selection of which tutor is assigned.</w:t>
+        <w:t>This admin-in-the-loop model is deliberate. It guarantees every tutor a parent meets has actually been vetted, lets requests be routed to the right regional team, and keeps a full record of who approved what and when.</w:t>
       </w:r>
     </w:p>
     <w:p>
@@ -229,31 +253,15 @@
           <w:b w:val="0"/>
           <w:i w:val="0"/>
         </w:rPr>
-        <w:t>This admin-in-the-loop model is intentional. It exists to:</w:t>
+        <w:t>Payments are handled entirely outside the app — this version does not process money in any way.</w:t>
       </w:r>
     </w:p>
     <w:p>
       <w:pPr>
-        <w:pStyle w:val="ListBullet"/>
+        <w:pStyle w:val="Heading1"/>
       </w:pPr>
       <w:r>
-        <w:t>Guarantee every tutor a parent meets has actually been vetted.</w:t>
-      </w:r>
-    </w:p>
-    <w:p>
-      <w:pPr>
-        <w:pStyle w:val="ListBullet"/>
-      </w:pPr>
-      <w:r>
-        <w:t>Let the business route requests to the right regional office/branch.</w:t>
-      </w:r>
-    </w:p>
-    <w:p>
-      <w:pPr>
-        <w:pStyle w:val="ListBullet"/>
-      </w:pPr>
-      <w:r>
-        <w:t>Keep a full audit trail of every decision — who approved what, and when.</w:t>
+        <w:t>Chapter 2 — Who Uses the App</w:t>
       </w:r>
     </w:p>
     <w:p>
@@ -262,24 +270,7 @@
           <w:b w:val="0"/>
           <w:i w:val="0"/>
         </w:rPr>
-        <w:t>Payments are handled entirely outside the app (cash, bank transfer, etc., arranged directly between parent and tutor) — this version of the product does not process money.</w:t>
-      </w:r>
-    </w:p>
-    <w:p>
-      <w:pPr>
-        <w:pStyle w:val="Heading1"/>
-      </w:pPr>
-      <w:r>
-        <w:t>2. Who Uses the App (Roles)</w:t>
-      </w:r>
-    </w:p>
-    <w:p>
-      <w:r>
-        <w:rPr>
-          <w:b w:val="0"/>
-          <w:i w:val="0"/>
-        </w:rPr>
-        <w:t>There are exactly four kinds of people who interact with the system:</w:t>
+        <w:t>There are exactly four kinds of people who touch the system:</w:t>
       </w:r>
     </w:p>
     <w:tbl>
@@ -298,7 +289,7 @@
         <w:tc>
           <w:tcPr>
             <w:tcW w:type="dxa" w:w="2880"/>
-            <w:shd w:fill="1E40AF"/>
+            <w:shd w:fill="006c49"/>
           </w:tcPr>
           <w:p>
             <w:r>
@@ -306,14 +297,14 @@
                 <w:b/>
                 <w:color w:val="FFFFFF"/>
               </w:rPr>
-              <w:t>Role</w:t>
+              <w:t>Who</w:t>
             </w:r>
           </w:p>
         </w:tc>
         <w:tc>
           <w:tcPr>
             <w:tcW w:type="dxa" w:w="2880"/>
-            <w:shd w:fill="1E40AF"/>
+            <w:shd w:fill="006c49"/>
           </w:tcPr>
           <w:p>
             <w:r>
@@ -321,14 +312,14 @@
                 <w:b/>
                 <w:color w:val="FFFFFF"/>
               </w:rPr>
-              <w:t>Has an account?</w:t>
+              <w:t>Has a login?</w:t>
             </w:r>
           </w:p>
         </w:tc>
         <w:tc>
           <w:tcPr>
             <w:tcW w:type="dxa" w:w="2880"/>
-            <w:shd w:fill="1E40AF"/>
+            <w:shd w:fill="006c49"/>
           </w:tcPr>
           <w:p>
             <w:r>
@@ -336,7 +327,7 @@
                 <w:b/>
                 <w:color w:val="FFFFFF"/>
               </w:rPr>
-              <w:t>What they can do</w:t>
+              <w:t>What they do</w:t>
             </w:r>
           </w:p>
         </w:tc>
@@ -368,7 +359,7 @@
           </w:tcPr>
           <w:p>
             <w:r>
-              <w:t>Submit a tuition request through a public web form. No login, no dashboard, no password.</w:t>
+              <w:t>Submits a request through a public web form. No account, no password.</w:t>
             </w:r>
           </w:p>
         </w:tc>
@@ -390,7 +381,7 @@
           </w:tcPr>
           <w:p>
             <w:r>
-              <w:t>Yes — self-registers</w:t>
+              <w:t>Yes — signs up themselves</w:t>
             </w:r>
           </w:p>
         </w:tc>
@@ -400,7 +391,7 @@
           </w:tcPr>
           <w:p>
             <w:r>
-              <w:t>Creates a profile, submits it for review, applies to open tuitions once approved, messages admins, tracks applications.</w:t>
+              <w:t>Builds a profile, gets verified, applies to tuitions, messages admins.</w:t>
             </w:r>
           </w:p>
         </w:tc>
@@ -422,7 +413,7 @@
           </w:tcPr>
           <w:p>
             <w:r>
-              <w:t>Yes — created by Super Admin only</w:t>
+              <w:t>Yes — created for them, never self-signup</w:t>
             </w:r>
           </w:p>
         </w:tc>
@@ -432,7 +423,7 @@
           </w:tcPr>
           <w:p>
             <w:r>
-              <w:t>Manages tutor verification, tuition requests, and assignments for their own branch (region/office) only.</w:t>
+              <w:t>Manages tutors, requests, and assignments for their own region only.</w:t>
             </w:r>
           </w:p>
         </w:tc>
@@ -454,7 +445,7 @@
           </w:tcPr>
           <w:p>
             <w:r>
-              <w:t>Yes — created out-of-band, first account</w:t>
+              <w:t>Yes — created for them, never self-signup</w:t>
             </w:r>
           </w:p>
         </w:tc>
@@ -464,7 +455,7 @@
           </w:tcPr>
           <w:p>
             <w:r>
-              <w:t>Everything a Branch Admin can do, across every branch, plus creating new branches and admin accounts.</w:t>
+              <w:t>Everything a Branch Admin can do, everywhere, plus creating branches and other admin accounts.</w:t>
             </w:r>
           </w:p>
         </w:tc>
@@ -477,7 +468,24 @@
           <w:b w:val="0"/>
           <w:i w:val="0"/>
         </w:rPr>
-        <w:t>Important: there is no self-service admin signup anywhere in the app. A Branch Admin or Super Admin account can only be created by someone running a command with access to the project's backend (see Section 10). This is a deliberate security decision — it prevents anyone from ever registering themselves as an administrator through the website.</w:t>
+        <w:t>The exact codes the system uses for these roles — which matter once you start assigning or changing them — are covered in Part III, Chapter 7.</w:t>
+      </w:r>
+    </w:p>
+    <w:p>
+      <w:pPr>
+        <w:pStyle w:val="Heading1"/>
+      </w:pPr>
+      <w:r>
+        <w:t>Chapter 3 — The Journey From Request to Placement</w:t>
+      </w:r>
+    </w:p>
+    <w:p>
+      <w:r>
+        <w:rPr>
+          <w:b/>
+          <w:color w:val="006C49"/>
+        </w:rPr>
+        <w:t>1. A parent submits a request</w:t>
       </w:r>
     </w:p>
     <w:p>
@@ -486,15 +494,16 @@
           <w:b w:val="0"/>
           <w:i w:val="0"/>
         </w:rPr>
-        <w:t>There is also no public list of tutors anywhere on the site. Parents never browse tutor profiles directly — they only ever see the tutor an admin has assigned to their request.</w:t>
+        <w:t>Contact details, the student's grade, subject, location down to the ward level, exact address (kept private), and availability. No account created.</w:t>
       </w:r>
     </w:p>
     <w:p>
-      <w:pPr>
-        <w:pStyle w:val="Heading1"/>
-      </w:pPr>
       <w:r>
-        <w:t>3. How a Tuition Request Becomes a Placement (The Full Journey)</w:t>
+        <w:rPr>
+          <w:b/>
+          <w:color w:val="006C49"/>
+        </w:rPr>
+        <w:t>2. It lands in an admin's queue</w:t>
       </w:r>
     </w:p>
     <w:p>
@@ -503,16 +512,16 @@
           <w:b w:val="0"/>
           <w:i w:val="0"/>
         </w:rPr>
-        <w:t>This is the single most important flow in the product. Every other feature exists to support it.</w:t>
+        <w:t>Automatically routed to the Branch Admin covering that location, or the Super Admin if no branch covers it yet.</w:t>
       </w:r>
     </w:p>
     <w:p>
       <w:r>
         <w:rPr>
           <w:b/>
-          <w:color w:val="1E40AF"/>
+          <w:color w:val="006C49"/>
         </w:rPr>
-        <w:t>Step 1: Parent submits a request</w:t>
+        <w:t>3. An admin confirms or rejects it</w:t>
       </w:r>
     </w:p>
     <w:p>
@@ -521,16 +530,16 @@
           <w:b w:val="0"/>
           <w:i w:val="0"/>
         </w:rPr>
-        <w:t>A parent fills out the public "Request a Tutor" form: their contact details, the student's grade, the subject needed, their location (down to the ward level — see Section 5), their exact address (kept private), and their availability. No account is created.</w:t>
+        <w:t>Confirming instantly turns it into an open opportunity tutors can see. Rejecting requires a reason, which is recorded.</w:t>
       </w:r>
     </w:p>
     <w:p>
       <w:r>
         <w:rPr>
           <w:b/>
-          <w:color w:val="1E40AF"/>
+          <w:color w:val="006C49"/>
         </w:rPr>
-        <w:t>Step 2: Request lands in an admin queue</w:t>
+        <w:t>4. Verified tutors apply</w:t>
       </w:r>
     </w:p>
     <w:p>
@@ -539,16 +548,16 @@
           <w:b w:val="0"/>
           <w:i w:val="0"/>
         </w:rPr>
-        <w:t>The request is automatically routed to the Branch Admin covering that location (or to the Super Admin if no branch covers it yet). It appears in that admin's "New Requests" queue with status NEW.</w:t>
+        <w:t>The opportunity appears in every verified tutor's list. A tutor slightly outside the area can still apply — location filters, but never blocks. The parent's exact address is not shown to tutors at this stage.</w:t>
       </w:r>
     </w:p>
     <w:p>
       <w:r>
         <w:rPr>
           <w:b/>
-          <w:color w:val="1E40AF"/>
+          <w:color w:val="006C49"/>
         </w:rPr>
-        <w:t>Step 3: Admin reviews and confirms (or rejects)</w:t>
+        <w:t>5. An admin selects one tutor</w:t>
       </w:r>
     </w:p>
     <w:p>
@@ -557,16 +566,16 @@
           <w:b w:val="0"/>
           <w:i w:val="0"/>
         </w:rPr>
-        <w:t>The admin checks the request makes sense (real details, sensible subject/grade) and either confirms it — instantly turning it into an open tuition opportunity — or rejects it with a reason, which is recorded.</w:t>
+        <w:t>Every applicant is reviewed — including a frozen snapshot of their profile at the moment they applied, so a later profile edit never changes what was evaluated. The admin assigns one; every other applicant is automatically marked not selected.</w:t>
       </w:r>
     </w:p>
     <w:p>
       <w:r>
         <w:rPr>
           <w:b/>
-          <w:color w:val="1E40AF"/>
+          <w:color w:val="006C49"/>
         </w:rPr>
-        <w:t>Step 4: Tutors see and apply</w:t>
+        <w:t>6. The tuition is active</w:t>
       </w:r>
     </w:p>
     <w:p>
@@ -575,16 +584,16 @@
           <w:b w:val="0"/>
           <w:i w:val="0"/>
         </w:rPr>
-        <w:t>Once confirmed, the opportunity appears in the "Available Tuitions" list for every verified tutor. Location is a filter, never a hard wall — a tutor slightly outside the area can still see and apply to it. The parent's exact address is never shown to tutors at this stage; only a general area (e.g. "Devichowk" rather than a house number).</w:t>
+        <w:t>Both the admin and the assigned tutor see it as active.</w:t>
       </w:r>
     </w:p>
     <w:p>
       <w:r>
         <w:rPr>
           <w:b/>
-          <w:color w:val="1E40AF"/>
+          <w:color w:val="006C49"/>
         </w:rPr>
-        <w:t>Step 5: Admin selects a tutor</w:t>
+        <w:t>7. If something changes</w:t>
       </w:r>
     </w:p>
     <w:p>
@@ -593,16 +602,47 @@
           <w:b w:val="0"/>
           <w:i w:val="0"/>
         </w:rPr>
-        <w:t>The admin reviews every application (each one carries a frozen snapshot of that tutor's profile and CV at the moment they applied, so later profile edits never retroactively change what was evaluated) and assigns one applicant. Every other applicant is automatically marked Rejected. This is the moment the exact address and full contact details effectively become relevant — the admin coordinates the introduction.</w:t>
+        <w:t>A tutor who can no longer continue submits a withdrawal request with a reason; an admin approves or rejects it. On approval, the admin can reopen the tuition for new applications.</w:t>
       </w:r>
     </w:p>
     <w:p>
       <w:r>
+        <w:br w:type="page"/>
+      </w:r>
+    </w:p>
+    <w:p>
+      <w:pPr>
+        <w:jc w:val="center"/>
+      </w:pPr>
+      <w:r>
         <w:rPr>
           <w:b/>
-          <w:color w:val="1E40AF"/>
+          <w:color w:val="4B5563"/>
+          <w:sz w:val="28"/>
         </w:rPr>
-        <w:t>Step 6: Assignment is active</w:t>
+        <w:t>PART II</w:t>
+      </w:r>
+    </w:p>
+    <w:p>
+      <w:pPr>
+        <w:jc w:val="center"/>
+      </w:pPr>
+      <w:r>
+        <w:rPr>
+          <w:b/>
+          <w:color w:val="006C49"/>
+          <w:sz w:val="52"/>
+        </w:rPr>
+        <w:t>Running the Platform Day to Day</w:t>
+      </w:r>
+    </w:p>
+    <w:p/>
+    <w:p>
+      <w:pPr>
+        <w:pStyle w:val="Heading1"/>
+      </w:pPr>
+      <w:r>
+        <w:t>Chapter 4 — Branches and How Routing Works</w:t>
       </w:r>
     </w:p>
     <w:p>
@@ -611,16 +651,7 @@
           <w:b w:val="0"/>
           <w:i w:val="0"/>
         </w:rPr>
-        <w:t>The tuition is now marked ASSIGNED. Both the admin and the tutor can see it as active.</w:t>
-      </w:r>
-    </w:p>
-    <w:p>
-      <w:r>
-        <w:rPr>
-          <w:b/>
-          <w:color w:val="1E40AF"/>
-        </w:rPr>
-        <w:t>Step 7: Withdrawal (if needed)</w:t>
+        <w:t>A Branch represents a regional office (e.g. “Kathmandu Branch”). Every Branch Admin belongs to exactly one branch. When a request or a tutor profile comes in, the system matches the location's Local Government name against each branch's recorded city — an exact or partial name match, not a guarantee. If nothing matches, the record is left unrouted, visible only to the Super Admin. When adding a new branch, make sure its recorded city closely matches the real place name it should cover.</w:t>
       </w:r>
     </w:p>
     <w:p>
@@ -629,7 +660,7 @@
           <w:b w:val="0"/>
           <w:i w:val="0"/>
         </w:rPr>
-        <w:t>If the tutor can no longer continue, they submit a withdrawal request with a reason. An admin reviews and approves or rejects it. On approval, the assignment is released (not deleted — the history stays) and the admin can Reopen the tuition, which puts it back into the open pool for new applications.</w:t>
+        <w:t>A Branch Admin cannot see or act on another branch's tutors, requests, applications, or conversations — this is enforced everywhere on the server, not just hidden in the menu, and it was directly, adversarially tested (see Part V).</w:t>
       </w:r>
     </w:p>
     <w:p>
@@ -637,344 +668,7 @@
         <w:pStyle w:val="Heading1"/>
       </w:pPr>
       <w:r>
-        <w:t>4. The Admin Side: Super Admin vs. Branch Admin</w:t>
-      </w:r>
-    </w:p>
-    <w:p>
-      <w:r>
-        <w:rPr>
-          <w:b w:val="0"/>
-          <w:i w:val="0"/>
-        </w:rPr>
-        <w:t>Both admin roles share the same dashboard design, but Branch Admins only ever see data belonging to their own branch. This is enforced on the server for every single action — it isn't just a matter of hiding a menu item; a Branch Admin literally cannot fetch, view, or act on another branch's tuition requests, tutors, applications, messages, or conversations, even by directly guessing a record's web address. Every one of those boundaries was individually tested (see Section 12).</w:t>
-      </w:r>
-    </w:p>
-    <w:tbl>
-      <w:tblPr>
-        <w:tblStyle w:val="LightGrid-Accent1"/>
-        <w:tblW w:type="auto" w:w="0"/>
-        <w:jc w:val="center"/>
-        <w:tblLook w:firstColumn="1" w:firstRow="1" w:lastColumn="0" w:lastRow="0" w:noHBand="0" w:noVBand="1" w:val="04A0"/>
-      </w:tblPr>
-      <w:tblGrid>
-        <w:gridCol w:w="2880"/>
-        <w:gridCol w:w="2880"/>
-        <w:gridCol w:w="2880"/>
-      </w:tblGrid>
-      <w:tr>
-        <w:tc>
-          <w:tcPr>
-            <w:tcW w:type="dxa" w:w="2880"/>
-            <w:shd w:fill="1E40AF"/>
-          </w:tcPr>
-          <w:p>
-            <w:r>
-              <w:rPr>
-                <w:b/>
-                <w:color w:val="FFFFFF"/>
-              </w:rPr>
-              <w:t>Capability</w:t>
-            </w:r>
-          </w:p>
-        </w:tc>
-        <w:tc>
-          <w:tcPr>
-            <w:tcW w:type="dxa" w:w="2880"/>
-            <w:shd w:fill="1E40AF"/>
-          </w:tcPr>
-          <w:p>
-            <w:r>
-              <w:rPr>
-                <w:b/>
-                <w:color w:val="FFFFFF"/>
-              </w:rPr>
-              <w:t>Branch Admin</w:t>
-            </w:r>
-          </w:p>
-        </w:tc>
-        <w:tc>
-          <w:tcPr>
-            <w:tcW w:type="dxa" w:w="2880"/>
-            <w:shd w:fill="1E40AF"/>
-          </w:tcPr>
-          <w:p>
-            <w:r>
-              <w:rPr>
-                <w:b/>
-                <w:color w:val="FFFFFF"/>
-              </w:rPr>
-              <w:t>Super Admin</w:t>
-            </w:r>
-          </w:p>
-        </w:tc>
-      </w:tr>
-      <w:tr>
-        <w:tc>
-          <w:tcPr>
-            <w:tcW w:type="dxa" w:w="2880"/>
-          </w:tcPr>
-          <w:p>
-            <w:r>
-              <w:t>Review tuition requests</w:t>
-            </w:r>
-          </w:p>
-        </w:tc>
-        <w:tc>
-          <w:tcPr>
-            <w:tcW w:type="dxa" w:w="2880"/>
-          </w:tcPr>
-          <w:p>
-            <w:r>
-              <w:t>Own branch only</w:t>
-            </w:r>
-          </w:p>
-        </w:tc>
-        <w:tc>
-          <w:tcPr>
-            <w:tcW w:type="dxa" w:w="2880"/>
-          </w:tcPr>
-          <w:p>
-            <w:r>
-              <w:t>All branches</w:t>
-            </w:r>
-          </w:p>
-        </w:tc>
-      </w:tr>
-      <w:tr>
-        <w:tc>
-          <w:tcPr>
-            <w:tcW w:type="dxa" w:w="2880"/>
-          </w:tcPr>
-          <w:p>
-            <w:r>
-              <w:t>Review/approve/reject tutors</w:t>
-            </w:r>
-          </w:p>
-        </w:tc>
-        <w:tc>
-          <w:tcPr>
-            <w:tcW w:type="dxa" w:w="2880"/>
-          </w:tcPr>
-          <w:p>
-            <w:r>
-              <w:t>Own branch only</w:t>
-            </w:r>
-          </w:p>
-        </w:tc>
-        <w:tc>
-          <w:tcPr>
-            <w:tcW w:type="dxa" w:w="2880"/>
-          </w:tcPr>
-          <w:p>
-            <w:r>
-              <w:t>All branches</w:t>
-            </w:r>
-          </w:p>
-        </w:tc>
-      </w:tr>
-      <w:tr>
-        <w:tc>
-          <w:tcPr>
-            <w:tcW w:type="dxa" w:w="2880"/>
-          </w:tcPr>
-          <w:p>
-            <w:r>
-              <w:t>Assign tutors to tuitions</w:t>
-            </w:r>
-          </w:p>
-        </w:tc>
-        <w:tc>
-          <w:tcPr>
-            <w:tcW w:type="dxa" w:w="2880"/>
-          </w:tcPr>
-          <w:p>
-            <w:r>
-              <w:t>Own branch only</w:t>
-            </w:r>
-          </w:p>
-        </w:tc>
-        <w:tc>
-          <w:tcPr>
-            <w:tcW w:type="dxa" w:w="2880"/>
-          </w:tcPr>
-          <w:p>
-            <w:r>
-              <w:t>All branches</w:t>
-            </w:r>
-          </w:p>
-        </w:tc>
-      </w:tr>
-      <w:tr>
-        <w:tc>
-          <w:tcPr>
-            <w:tcW w:type="dxa" w:w="2880"/>
-          </w:tcPr>
-          <w:p>
-            <w:r>
-              <w:t>Suspend / reactivate a tutor</w:t>
-            </w:r>
-          </w:p>
-        </w:tc>
-        <w:tc>
-          <w:tcPr>
-            <w:tcW w:type="dxa" w:w="2880"/>
-          </w:tcPr>
-          <w:p>
-            <w:r>
-              <w:t>Own branch only</w:t>
-            </w:r>
-          </w:p>
-        </w:tc>
-        <w:tc>
-          <w:tcPr>
-            <w:tcW w:type="dxa" w:w="2880"/>
-          </w:tcPr>
-          <w:p>
-            <w:r>
-              <w:t>All branches</w:t>
-            </w:r>
-          </w:p>
-        </w:tc>
-      </w:tr>
-      <w:tr>
-        <w:tc>
-          <w:tcPr>
-            <w:tcW w:type="dxa" w:w="2880"/>
-          </w:tcPr>
-          <w:p>
-            <w:r>
-              <w:t>Message tutors</w:t>
-            </w:r>
-          </w:p>
-        </w:tc>
-        <w:tc>
-          <w:tcPr>
-            <w:tcW w:type="dxa" w:w="2880"/>
-          </w:tcPr>
-          <w:p>
-            <w:r>
-              <w:t>Own branch only</w:t>
-            </w:r>
-          </w:p>
-        </w:tc>
-        <w:tc>
-          <w:tcPr>
-            <w:tcW w:type="dxa" w:w="2880"/>
-          </w:tcPr>
-          <w:p>
-            <w:r>
-              <w:t>All branches</w:t>
-            </w:r>
-          </w:p>
-        </w:tc>
-      </w:tr>
-      <w:tr>
-        <w:tc>
-          <w:tcPr>
-            <w:tcW w:type="dxa" w:w="2880"/>
-          </w:tcPr>
-          <w:p>
-            <w:r>
-              <w:t>Create new branches</w:t>
-            </w:r>
-          </w:p>
-        </w:tc>
-        <w:tc>
-          <w:tcPr>
-            <w:tcW w:type="dxa" w:w="2880"/>
-          </w:tcPr>
-          <w:p>
-            <w:r>
-              <w:t>No</w:t>
-            </w:r>
-          </w:p>
-        </w:tc>
-        <w:tc>
-          <w:tcPr>
-            <w:tcW w:type="dxa" w:w="2880"/>
-          </w:tcPr>
-          <w:p>
-            <w:r>
-              <w:t>Yes</w:t>
-            </w:r>
-          </w:p>
-        </w:tc>
-      </w:tr>
-      <w:tr>
-        <w:tc>
-          <w:tcPr>
-            <w:tcW w:type="dxa" w:w="2880"/>
-          </w:tcPr>
-          <w:p>
-            <w:r>
-              <w:t>Create new admin accounts</w:t>
-            </w:r>
-          </w:p>
-        </w:tc>
-        <w:tc>
-          <w:tcPr>
-            <w:tcW w:type="dxa" w:w="2880"/>
-          </w:tcPr>
-          <w:p>
-            <w:r>
-              <w:t>No</w:t>
-            </w:r>
-          </w:p>
-        </w:tc>
-        <w:tc>
-          <w:tcPr>
-            <w:tcW w:type="dxa" w:w="2880"/>
-          </w:tcPr>
-          <w:p>
-            <w:r>
-              <w:t>Yes (via command-line script, see Section 10)</w:t>
-            </w:r>
-          </w:p>
-        </w:tc>
-      </w:tr>
-    </w:tbl>
-    <w:p/>
-    <w:p>
-      <w:pPr>
-        <w:pStyle w:val="Heading1"/>
-      </w:pPr>
-      <w:r>
-        <w:t>5. Branches: What They Are and How Routing Works</w:t>
-      </w:r>
-    </w:p>
-    <w:p>
-      <w:r>
-        <w:rPr>
-          <w:b w:val="0"/>
-          <w:i w:val="0"/>
-        </w:rPr>
-        <w:t>A Branch represents a regional office (e.g. "Kathmandu Branch", "Pokhara Branch"). Every Branch Admin belongs to exactly one branch. When a parent submits a request, or a tutor submits their profile, the system automatically figures out which branch it belongs to by matching the selected location's Local Government name against each branch's "city" field.</w:t>
-      </w:r>
-    </w:p>
-    <w:p>
-      <w:r>
-        <w:rPr>
-          <w:b w:val="0"/>
-          <w:i w:val="0"/>
-        </w:rPr>
-        <w:t>This is a name-matching heuristic, not a guaranteed mapping — it checks for an exact match first, then falls back to a partial ("contains") match. If nothing matches, the record is left unrouted and is visible only to the Super Admin. If you add a new branch, make sure its "city" value closely matches the official Local Government name it should capture (consult the location data described in Section 8).</w:t>
-      </w:r>
-    </w:p>
-    <w:p>
-      <w:pPr>
-        <w:pStyle w:val="Heading1"/>
-      </w:pPr>
-      <w:r>
-        <w:t>6. Tutor Verification and Suspension</w:t>
-      </w:r>
-    </w:p>
-    <w:p>
-      <w:r>
-        <w:rPr>
-          <w:b w:val="0"/>
-          <w:i w:val="0"/>
-        </w:rPr>
-        <w:t>A tutor moves through the following statuses:</w:t>
+        <w:t>Chapter 5 — Tutor Verification and Suspension</w:t>
       </w:r>
     </w:p>
     <w:tbl>
@@ -992,7 +686,7 @@
         <w:tc>
           <w:tcPr>
             <w:tcW w:type="dxa" w:w="4320"/>
-            <w:shd w:fill="1E40AF"/>
+            <w:shd w:fill="006c49"/>
           </w:tcPr>
           <w:p>
             <w:r>
@@ -1007,7 +701,7 @@
         <w:tc>
           <w:tcPr>
             <w:tcW w:type="dxa" w:w="4320"/>
-            <w:shd w:fill="1E40AF"/>
+            <w:shd w:fill="006c49"/>
           </w:tcPr>
           <w:p>
             <w:r>
@@ -1037,7 +731,7 @@
           </w:tcPr>
           <w:p>
             <w:r>
-              <w:t>Just signed up; still filling out their profile.</w:t>
+              <w:t>Just signed up, still filling out their profile.</w:t>
             </w:r>
           </w:p>
         </w:tc>
@@ -1093,7 +787,7 @@
           </w:tcPr>
           <w:p>
             <w:r>
-              <w:t>Changes Required (Rejected)</w:t>
+              <w:t>Changes Required</w:t>
             </w:r>
           </w:p>
         </w:tc>
@@ -1103,7 +797,7 @@
           </w:tcPr>
           <w:p>
             <w:r>
-              <w:t>Admin rejected it with a mandatory reason; the tutor can edit and resubmit.</w:t>
+              <w:t>Rejected with a mandatory reason; the tutor can edit and resubmit.</w:t>
             </w:r>
           </w:p>
         </w:tc>
@@ -1125,7 +819,7 @@
           </w:tcPr>
           <w:p>
             <w:r>
-              <w:t>Tutor fixed and resubmitted after a rejection.</w:t>
+              <w:t>Fixed and resubmitted after a rejection.</w:t>
             </w:r>
           </w:p>
         </w:tc>
@@ -1137,7 +831,7 @@
           </w:tcPr>
           <w:p>
             <w:r>
-              <w:t>Verified (Approved)</w:t>
+              <w:t>Verified</w:t>
             </w:r>
           </w:p>
         </w:tc>
@@ -1147,7 +841,7 @@
           </w:tcPr>
           <w:p>
             <w:r>
-              <w:t>Admin approved — tutor can now apply to open tuitions. They see a one-time "you're approved" banner on their next login.</w:t>
+              <w:t>Approved — can now apply to open tuitions.</w:t>
             </w:r>
           </w:p>
         </w:tc>
@@ -1169,7 +863,7 @@
           </w:tcPr>
           <w:p>
             <w:r>
-              <w:t>Admin has suspended the account. Every page in the tutor app is blocked and the tutor is redirected to a dedicated "Suspended" screen with the reason, until reactivated.</w:t>
+              <w:t>Blocked from every action until an admin reactivates them.</w:t>
             </w:r>
           </w:p>
         </w:tc>
@@ -1182,7 +876,7 @@
           <w:b w:val="0"/>
           <w:i w:val="0"/>
         </w:rPr>
-        <w:t>Suspension is a hard stop, not a soft warning: it's enforced on every server action, not just on the pages — a suspended tutor cannot apply to a tuition even by calling the underlying function directly, bypassing the visible UI.</w:t>
+        <w:t>Suspension is a hard stop: it's enforced on every action the tutor could take, not just on the pages they see — confirmed directly during testing by attempting to bypass the visible screens entirely.</w:t>
       </w:r>
     </w:p>
     <w:p>
@@ -1190,7 +884,7 @@
         <w:pStyle w:val="Heading1"/>
       </w:pPr>
       <w:r>
-        <w:t>7. Messaging and Notifications</w:t>
+        <w:t>Chapter 6 — Messaging and Notifications</w:t>
       </w:r>
     </w:p>
     <w:p>
@@ -1199,7 +893,7 @@
           <w:b w:val="0"/>
           <w:i w:val="0"/>
         </w:rPr>
-        <w:t>There is exactly one conversation thread per tutor/branch pair — a simple, focused messaging system, not a general chat app. Either side can start it. Messages refresh automatically and show an unread count.</w:t>
+        <w:t>There is one conversation per tutor/branch pair — a focused thread, not a general chat system. Either side can start it, from either the Applicants list on a tuition request or the Messages section directly.</w:t>
       </w:r>
     </w:p>
     <w:p>
@@ -1208,15 +902,7 @@
           <w:b w:val="0"/>
           <w:i w:val="0"/>
         </w:rPr>
-        <w:t>Notifications are a real in-app bell/list (not email) that both tutors and admins see for events relevant to them — a new submission, an approval, a new message, an assignment, and so on — each one links directly to the relevant page.</w:t>
-      </w:r>
-    </w:p>
-    <w:p>
-      <w:pPr>
-        <w:pStyle w:val="Heading1"/>
-      </w:pPr>
-      <w:r>
-        <w:t>8. What Data Is Stored, and Where</w:t>
+        <w:t>One nuance: an admin can only message a tutor who belongs to their own branch. Since a tutor can apply to a tuition in a different branch, an admin occasionally can't message an applicant to their own request if that applicant's home branch is elsewhere — this is intentional current behavior, not a bug, and can be revisited if it becomes a real problem in practice.</w:t>
       </w:r>
     </w:p>
     <w:p>
@@ -1225,35 +911,56 @@
           <w:b w:val="0"/>
           <w:i w:val="0"/>
         </w:rPr>
-        <w:t>All application data lives in Google Firebase — specifically two Firebase products working together:</w:t>
+        <w:t>Notifications are a real in-app bell for both tutors and admins — new submissions, approvals, new messages, assignments — each linking to the relevant page.</w:t>
+      </w:r>
+    </w:p>
+    <w:p>
+      <w:r>
+        <w:br w:type="page"/>
       </w:r>
     </w:p>
     <w:p>
       <w:pPr>
-        <w:pStyle w:val="ListBullet"/>
+        <w:jc w:val="center"/>
       </w:pPr>
       <w:r>
         <w:rPr>
           <w:b/>
+          <w:color w:val="4B5563"/>
+          <w:sz w:val="28"/>
         </w:rPr>
-        <w:t xml:space="preserve">Firestore: </w:t>
-      </w:r>
-      <w:r>
-        <w:t>Cloud Firestore — the main database. Every record (tutors, tuition requests, applications, messages, notifications, branches, locations) is a document in a Firestore collection.</w:t>
+        <w:t>PART III</w:t>
       </w:r>
     </w:p>
     <w:p>
       <w:pPr>
-        <w:pStyle w:val="ListBullet"/>
+        <w:jc w:val="center"/>
       </w:pPr>
       <w:r>
         <w:rPr>
           <w:b/>
+          <w:color w:val="006C49"/>
+          <w:sz w:val="52"/>
         </w:rPr>
-        <w:t xml:space="preserve">Firebase Storage: </w:t>
+        <w:t>Managing Accounts, Roles, and Data</w:t>
       </w:r>
+    </w:p>
+    <w:p/>
+    <w:p>
       <w:r>
-        <w:t>Every uploaded file (tutor CVs, profile photos) — stored privately, never publicly linked; the app generates temporary, permission-checked links when someone authorized needs to view one.</w:t>
+        <w:rPr>
+          <w:b w:val="0"/>
+          <w:i/>
+        </w:rPr>
+        <w:t>This is the part of the book you'll come back to most often. It walks through exactly how to find one person's account among thousands, and exactly how to change what they're allowed to do — both without touching any code.</w:t>
+      </w:r>
+    </w:p>
+    <w:p>
+      <w:pPr>
+        <w:pStyle w:val="Heading1"/>
+      </w:pPr>
+      <w:r>
+        <w:t>Chapter 7 — The Role Codes</w:t>
       </w:r>
     </w:p>
     <w:p>
@@ -1262,7 +969,7 @@
           <w:b w:val="0"/>
           <w:i w:val="0"/>
         </w:rPr>
-        <w:t>The main collections you'll see if you open the Firebase Console are:</w:t>
+        <w:t>Every login in the system — every Tutor, every Branch Admin, every Super Admin — has a role stored as one of exactly three text values. These are the literal values stored in the database; you'll need the exact spelling (capital letters, underscore) when you edit one directly, which Chapter 9 walks through.</w:t>
       </w:r>
     </w:p>
     <w:tbl>
@@ -1280,7 +987,7 @@
         <w:tc>
           <w:tcPr>
             <w:tcW w:type="dxa" w:w="4320"/>
-            <w:shd w:fill="1E40AF"/>
+            <w:shd w:fill="006c49"/>
           </w:tcPr>
           <w:p>
             <w:r>
@@ -1288,14 +995,14 @@
                 <w:b/>
                 <w:color w:val="FFFFFF"/>
               </w:rPr>
-              <w:t>Collection</w:t>
+              <w:t>Role code (exact)</w:t>
             </w:r>
           </w:p>
         </w:tc>
         <w:tc>
           <w:tcPr>
             <w:tcW w:type="dxa" w:w="4320"/>
-            <w:shd w:fill="1E40AF"/>
+            <w:shd w:fill="006c49"/>
           </w:tcPr>
           <w:p>
             <w:r>
@@ -1303,7 +1010,7 @@
                 <w:b/>
                 <w:color w:val="FFFFFF"/>
               </w:rPr>
-              <w:t>What it holds</w:t>
+              <w:t>Who this is</w:t>
             </w:r>
           </w:p>
         </w:tc>
@@ -1315,7 +1022,7 @@
           </w:tcPr>
           <w:p>
             <w:r>
-              <w:t>userAccounts</w:t>
+              <w:t>SUPER_ADMIN</w:t>
             </w:r>
           </w:p>
         </w:tc>
@@ -1325,7 +1032,7 @@
           </w:tcPr>
           <w:p>
             <w:r>
-              <w:t>One record per login identity (role, branch, active/disabled).</w:t>
+              <w:t>Full access — every branch, can create new branches and new admin accounts.</w:t>
             </w:r>
           </w:p>
         </w:tc>
@@ -1337,7 +1044,7 @@
           </w:tcPr>
           <w:p>
             <w:r>
-              <w:t>tutors / tutorProfiles</w:t>
+              <w:t>BRANCH_ADMIN</w:t>
             </w:r>
           </w:p>
         </w:tc>
@@ -1347,7 +1054,7 @@
           </w:tcPr>
           <w:p>
             <w:r>
-              <w:t>Verification status plus the tutor's actual profile content.</w:t>
+              <w:t>Access to one branch only — also needs a Branch assigned (see Chapter 9).</w:t>
             </w:r>
           </w:p>
         </w:tc>
@@ -1359,7 +1066,7 @@
           </w:tcPr>
           <w:p>
             <w:r>
-              <w:t>parents / students</w:t>
+              <w:t>TUTOR</w:t>
             </w:r>
           </w:p>
         </w:tc>
@@ -1369,183 +1076,7 @@
           </w:tcPr>
           <w:p>
             <w:r>
-              <w:t>Created only when a tuition request comes in (no login for these).</w:t>
-            </w:r>
-          </w:p>
-        </w:tc>
-      </w:tr>
-      <w:tr>
-        <w:tc>
-          <w:tcPr>
-            <w:tcW w:type="dxa" w:w="4320"/>
-          </w:tcPr>
-          <w:p>
-            <w:r>
-              <w:t>tuitionRequests</w:t>
-            </w:r>
-          </w:p>
-        </w:tc>
-        <w:tc>
-          <w:tcPr>
-            <w:tcW w:type="dxa" w:w="4320"/>
-          </w:tcPr>
-          <w:p>
-            <w:r>
-              <w:t>Every request a parent submitted, and its current status.</w:t>
-            </w:r>
-          </w:p>
-        </w:tc>
-      </w:tr>
-      <w:tr>
-        <w:tc>
-          <w:tcPr>
-            <w:tcW w:type="dxa" w:w="4320"/>
-          </w:tcPr>
-          <w:p>
-            <w:r>
-              <w:t>tutorApplications</w:t>
-            </w:r>
-          </w:p>
-        </w:tc>
-        <w:tc>
-          <w:tcPr>
-            <w:tcW w:type="dxa" w:w="4320"/>
-          </w:tcPr>
-          <w:p>
-            <w:r>
-              <w:t>Every application a tutor made to a tuition, with a frozen snapshot.</w:t>
-            </w:r>
-          </w:p>
-        </w:tc>
-      </w:tr>
-      <w:tr>
-        <w:tc>
-          <w:tcPr>
-            <w:tcW w:type="dxa" w:w="4320"/>
-          </w:tcPr>
-          <w:p>
-            <w:r>
-              <w:t>tuitionAssignments</w:t>
-            </w:r>
-          </w:p>
-        </w:tc>
-        <w:tc>
-          <w:tcPr>
-            <w:tcW w:type="dxa" w:w="4320"/>
-          </w:tcPr>
-          <w:p>
-            <w:r>
-              <w:t>The record of who was actually assigned, including withdrawal history.</w:t>
-            </w:r>
-          </w:p>
-        </w:tc>
-      </w:tr>
-      <w:tr>
-        <w:tc>
-          <w:tcPr>
-            <w:tcW w:type="dxa" w:w="4320"/>
-          </w:tcPr>
-          <w:p>
-            <w:r>
-              <w:t>branches</w:t>
-            </w:r>
-          </w:p>
-        </w:tc>
-        <w:tc>
-          <w:tcPr>
-            <w:tcW w:type="dxa" w:w="4320"/>
-          </w:tcPr>
-          <w:p>
-            <w:r>
-              <w:t>The list of regional offices.</w:t>
-            </w:r>
-          </w:p>
-        </w:tc>
-      </w:tr>
-      <w:tr>
-        <w:tc>
-          <w:tcPr>
-            <w:tcW w:type="dxa" w:w="4320"/>
-          </w:tcPr>
-          <w:p>
-            <w:r>
-              <w:t>geographicLocations</w:t>
-            </w:r>
-          </w:p>
-        </w:tc>
-        <w:tc>
-          <w:tcPr>
-            <w:tcW w:type="dxa" w:w="4320"/>
-          </w:tcPr>
-          <w:p>
-            <w:r>
-              <w:t>The full Nepal Province → District → Local Government → Ward hierarchy (~7,580 records) used by every location picker.</w:t>
-            </w:r>
-          </w:p>
-        </w:tc>
-      </w:tr>
-      <w:tr>
-        <w:tc>
-          <w:tcPr>
-            <w:tcW w:type="dxa" w:w="4320"/>
-          </w:tcPr>
-          <w:p>
-            <w:r>
-              <w:t>conversations / messages</w:t>
-            </w:r>
-          </w:p>
-        </w:tc>
-        <w:tc>
-          <w:tcPr>
-            <w:tcW w:type="dxa" w:w="4320"/>
-          </w:tcPr>
-          <w:p>
-            <w:r>
-              <w:t>The messaging system.</w:t>
-            </w:r>
-          </w:p>
-        </w:tc>
-      </w:tr>
-      <w:tr>
-        <w:tc>
-          <w:tcPr>
-            <w:tcW w:type="dxa" w:w="4320"/>
-          </w:tcPr>
-          <w:p>
-            <w:r>
-              <w:t>notifications</w:t>
-            </w:r>
-          </w:p>
-        </w:tc>
-        <w:tc>
-          <w:tcPr>
-            <w:tcW w:type="dxa" w:w="4320"/>
-          </w:tcPr>
-          <w:p>
-            <w:r>
-              <w:t>The in-app notification bell for every user.</w:t>
-            </w:r>
-          </w:p>
-        </w:tc>
-      </w:tr>
-      <w:tr>
-        <w:tc>
-          <w:tcPr>
-            <w:tcW w:type="dxa" w:w="4320"/>
-          </w:tcPr>
-          <w:p>
-            <w:r>
-              <w:t>auditEvents</w:t>
-            </w:r>
-          </w:p>
-        </w:tc>
-        <w:tc>
-          <w:tcPr>
-            <w:tcW w:type="dxa" w:w="4320"/>
-          </w:tcPr>
-          <w:p>
-            <w:r>
-              <w:t>A permanent log of every significant admin action, for accountability.</w:t>
+              <w:t>A registered tutor. This is the only role anyone can ever get by signing up on the website themselves.</w:t>
             </w:r>
           </w:p>
         </w:tc>
@@ -1558,15 +1089,7 @@
           <w:b w:val="0"/>
           <w:i w:val="0"/>
         </w:rPr>
-        <w:t>Critically: nothing in this database can be read or written directly from a web browser. Firestore's security rules deny all direct client access — every single read and write goes through the application's own server code first, which checks who is asking and whether they're allowed to see or change that specific record. This is what makes the branch/role boundaries in Section 4 actually enforceable rather than just a matter of UI trust.</w:t>
-      </w:r>
-    </w:p>
-    <w:p>
-      <w:pPr>
-        <w:pStyle w:val="Heading1"/>
-      </w:pPr>
-      <w:r>
-        <w:t>9. Accessing the Database (Firebase Console)</w:t>
+        <w:t>There is deliberately no self-service way for anyone to make themselves a Branch Admin or Super Admin through the website — the public sign-up screen can only ever produce a Tutor account. This is a security decision, not an oversight: it means the only way someone becomes an admin is because you (or your developer) made a specific decision to grant it, either by running a setup command for a brand-new admin (Chapter 10) or by editing an existing account's role directly (Chapter 9).</w:t>
       </w:r>
     </w:p>
     <w:p>
@@ -1575,31 +1098,15 @@
           <w:b w:val="0"/>
           <w:i w:val="0"/>
         </w:rPr>
-        <w:t>You (or whoever holds the Firebase project) can view and, if genuinely necessary, hand-edit any record through Firebase's own web dashboard — no coding required:</w:t>
+        <w:t>There is also no “Parent” or “Student” login of any kind — parents never create accounts. A parent's and student's information exists only as records tied to the request they submitted, not as something anyone signs into.</w:t>
       </w:r>
     </w:p>
     <w:p>
       <w:pPr>
-        <w:pStyle w:val="ListNumber"/>
+        <w:pStyle w:val="Heading1"/>
       </w:pPr>
       <w:r>
-        <w:t>Go to https://console.firebase.google.com and open the project (the client's own project, created and billed by them).</w:t>
-      </w:r>
-    </w:p>
-    <w:p>
-      <w:pPr>
-        <w:pStyle w:val="ListNumber"/>
-      </w:pPr>
-      <w:r>
-        <w:t>In the left sidebar, choose Firestore Database to browse/edit records, or Authentication to see/disable login identities, or Storage to see uploaded files.</w:t>
-      </w:r>
-    </w:p>
-    <w:p>
-      <w:pPr>
-        <w:pStyle w:val="ListNumber"/>
-      </w:pPr>
-      <w:r>
-        <w:t>Every collection listed in Section 8 is browsable there — click into a document to see or edit its fields directly.</w:t>
+        <w:t>Chapter 8 — Finding One Person Among Thousands</w:t>
       </w:r>
     </w:p>
     <w:p>
@@ -1608,15 +1115,15 @@
           <w:b w:val="0"/>
           <w:i w:val="0"/>
         </w:rPr>
-        <w:t>A word of caution: hand-editing Firestore documents bypasses every validation and business rule the application enforces (e.g. it won't stop you from setting a status to something the app doesn't expect, or leaving a required field blank). Use the Console for viewing/troubleshooting, and for the specific supported changes in Section 11 — for anything beyond that, it's safer to ask a developer to make the change through the codebase.</w:t>
+        <w:t xml:space="preserve">The database behind Tuition Serve (Cloud Firestore) is not a spreadsheet or a SQL database — there's no simple search box that searches everything at once the way you might expect. But finding one specific account, even with ten thousand people in the system, is fast and reliable once you know the trick: </w:t>
       </w:r>
     </w:p>
     <w:p>
-      <w:pPr>
-        <w:pStyle w:val="Heading1"/>
-      </w:pPr>
       <w:r>
-        <w:t>10. Creating and Managing Admin Accounts</w:t>
+        <w:rPr>
+          <w:b/>
+        </w:rPr>
+        <w:t>look the person up by email in Authentication first, not by scrolling through Firestore.</w:t>
       </w:r>
     </w:p>
     <w:p>
@@ -1625,7 +1132,368 @@
           <w:b w:val="0"/>
           <w:i w:val="0"/>
         </w:rPr>
-        <w:t>As covered in Section 2, there is no signup page for admins anywhere on the website — this is by design, so nobody can grant themselves admin access. New Super Admin or Branch Admin accounts are created by running a command against the project (something a developer does for you, or that you can learn to run yourself if you're comfortable with a terminal):</w:t>
+        <w:t>Here is the exact, reliable path:</w:t>
+      </w:r>
+    </w:p>
+    <w:p>
+      <w:pPr>
+        <w:ind w:left="360"/>
+      </w:pPr>
+      <w:r>
+        <w:rPr>
+          <w:b/>
+        </w:rPr>
+        <w:t xml:space="preserve">1. </w:t>
+      </w:r>
+      <w:r>
+        <w:t xml:space="preserve">Go to </w:t>
+      </w:r>
+      <w:r>
+        <w:rPr>
+          <w:rFonts w:ascii="Consolas" w:hAnsi="Consolas"/>
+          <w:color w:val="004A33"/>
+          <w:sz w:val="21"/>
+        </w:rPr>
+        <w:t>console.firebase.google.com</w:t>
+      </w:r>
+      <w:r>
+        <w:t xml:space="preserve"> and open the project.</w:t>
+      </w:r>
+    </w:p>
+    <w:p>
+      <w:pPr>
+        <w:ind w:left="360"/>
+      </w:pPr>
+      <w:r>
+        <w:rPr>
+          <w:b/>
+        </w:rPr>
+        <w:t xml:space="preserve">2. </w:t>
+      </w:r>
+      <w:r>
+        <w:t xml:space="preserve">In the left sidebar, click </w:t>
+      </w:r>
+      <w:r>
+        <w:rPr>
+          <w:rFonts w:ascii="Consolas" w:hAnsi="Consolas"/>
+          <w:color w:val="004A33"/>
+          <w:sz w:val="21"/>
+        </w:rPr>
+        <w:t>Authentication</w:t>
+      </w:r>
+      <w:r>
+        <w:t xml:space="preserve">, then the </w:t>
+      </w:r>
+      <w:r>
+        <w:rPr>
+          <w:rFonts w:ascii="Consolas" w:hAnsi="Consolas"/>
+          <w:color w:val="004A33"/>
+          <w:sz w:val="21"/>
+        </w:rPr>
+        <w:t>Users</w:t>
+      </w:r>
+      <w:r>
+        <w:t xml:space="preserve"> tab.</w:t>
+      </w:r>
+    </w:p>
+    <w:p>
+      <w:pPr>
+        <w:ind w:left="360"/>
+      </w:pPr>
+      <w:r>
+        <w:rPr>
+          <w:b/>
+        </w:rPr>
+        <w:t xml:space="preserve">3. </w:t>
+      </w:r>
+      <w:r>
+        <w:t>At the top of the users table there is a search box. Type the person's email address exactly. This searches instantly, even across thousands of users.</w:t>
+      </w:r>
+    </w:p>
+    <w:p>
+      <w:pPr>
+        <w:ind w:left="360"/>
+      </w:pPr>
+      <w:r>
+        <w:rPr>
+          <w:b/>
+        </w:rPr>
+        <w:t xml:space="preserve">4. </w:t>
+      </w:r>
+      <w:r>
+        <w:t xml:space="preserve">Click on the matching row. You'll see a field called </w:t>
+      </w:r>
+      <w:r>
+        <w:rPr>
+          <w:rFonts w:ascii="Consolas" w:hAnsi="Consolas"/>
+          <w:color w:val="004A33"/>
+          <w:sz w:val="21"/>
+        </w:rPr>
+        <w:t>User UID</w:t>
+      </w:r>
+      <w:r>
+        <w:t xml:space="preserve"> — a long string of letters and numbers. Copy it.</w:t>
+      </w:r>
+    </w:p>
+    <w:p>
+      <w:pPr>
+        <w:ind w:left="360"/>
+      </w:pPr>
+      <w:r>
+        <w:rPr>
+          <w:b/>
+        </w:rPr>
+        <w:t xml:space="preserve">5. </w:t>
+      </w:r>
+      <w:r>
+        <w:t xml:space="preserve">Now click </w:t>
+      </w:r>
+      <w:r>
+        <w:rPr>
+          <w:rFonts w:ascii="Consolas" w:hAnsi="Consolas"/>
+          <w:color w:val="004A33"/>
+          <w:sz w:val="21"/>
+        </w:rPr>
+        <w:t>Firestore Database</w:t>
+      </w:r>
+      <w:r>
+        <w:t xml:space="preserve"> in the left sidebar, then open the </w:t>
+      </w:r>
+      <w:r>
+        <w:rPr>
+          <w:rFonts w:ascii="Consolas" w:hAnsi="Consolas"/>
+          <w:color w:val="004A33"/>
+          <w:sz w:val="21"/>
+        </w:rPr>
+        <w:t>userAccounts</w:t>
+      </w:r>
+      <w:r>
+        <w:t xml:space="preserve"> collection.</w:t>
+      </w:r>
+    </w:p>
+    <w:p>
+      <w:pPr>
+        <w:ind w:left="360"/>
+      </w:pPr>
+      <w:r>
+        <w:rPr>
+          <w:b/>
+        </w:rPr>
+        <w:t xml:space="preserve">6. </w:t>
+      </w:r>
+      <w:r>
+        <w:t>You do not need to scroll or search this list — every document in this collection is named exactly after the User UID you just copied. Paste it into the document-ID search at the top, or scroll to find that exact ID. That document is that person's account.</w:t>
+      </w:r>
+    </w:p>
+    <w:p>
+      <w:r>
+        <w:rPr>
+          <w:b w:val="0"/>
+          <w:i w:val="0"/>
+        </w:rPr>
+        <w:t>This works no matter how many accounts exist, because you're not searching Firestore at all in the way you might expect — you're using Authentication's fast email search to get an exact key, then jumping straight to the one document with that key. That's the trick.</w:t>
+      </w:r>
+    </w:p>
+    <w:p>
+      <w:pPr>
+        <w:pStyle w:val="Heading3"/>
+      </w:pPr>
+      <w:r>
+        <w:t>If you don't know their email</w:t>
+      </w:r>
+    </w:p>
+    <w:p>
+      <w:r>
+        <w:rPr>
+          <w:b w:val="0"/>
+          <w:i w:val="0"/>
+        </w:rPr>
+        <w:t xml:space="preserve">If you only know, say, a tutor's name or their Tutor UID (like TS-T-000127 — see Part IV) rather than their email, Firestore's own Data view has a filter tool: open the </w:t>
+      </w:r>
+      <w:r>
+        <w:rPr>
+          <w:rFonts w:ascii="Consolas" w:hAnsi="Consolas"/>
+          <w:color w:val="004A33"/>
+          <w:sz w:val="21"/>
+        </w:rPr>
+        <w:t>tutors</w:t>
+      </w:r>
+      <w:r>
+        <w:t xml:space="preserve"> collection, click the funnel/filter icon near the top of the document list, and add a condition — for example </w:t>
+      </w:r>
+      <w:r>
+        <w:rPr>
+          <w:rFonts w:ascii="Consolas" w:hAnsi="Consolas"/>
+          <w:color w:val="004A33"/>
+          <w:sz w:val="21"/>
+        </w:rPr>
+        <w:t>tutorUid == "TS-T-000127"</w:t>
+      </w:r>
+      <w:r>
+        <w:t>. This is slower to set up than the email-search method above but works when email isn't what you have.</w:t>
+      </w:r>
+    </w:p>
+    <w:p>
+      <w:pPr>
+        <w:pStyle w:val="Heading1"/>
+      </w:pPr>
+      <w:r>
+        <w:t>Chapter 9 — Changing an Existing Person's Role</w:t>
+      </w:r>
+    </w:p>
+    <w:p>
+      <w:r>
+        <w:rPr>
+          <w:b w:val="0"/>
+          <w:i w:val="0"/>
+        </w:rPr>
+        <w:t>Once you've found the account's document (Chapter 8), changing their role is a direct edit:</w:t>
+      </w:r>
+    </w:p>
+    <w:p>
+      <w:pPr>
+        <w:ind w:left="360"/>
+      </w:pPr>
+      <w:r>
+        <w:rPr>
+          <w:b/>
+        </w:rPr>
+        <w:t xml:space="preserve">1. </w:t>
+      </w:r>
+      <w:r>
+        <w:t xml:space="preserve">With the </w:t>
+      </w:r>
+      <w:r>
+        <w:rPr>
+          <w:rFonts w:ascii="Consolas" w:hAnsi="Consolas"/>
+          <w:color w:val="004A33"/>
+          <w:sz w:val="21"/>
+        </w:rPr>
+        <w:t>userAccounts</w:t>
+      </w:r>
+      <w:r>
+        <w:t xml:space="preserve">/{their UID} document open, click the </w:t>
+      </w:r>
+      <w:r>
+        <w:rPr>
+          <w:rFonts w:ascii="Consolas" w:hAnsi="Consolas"/>
+          <w:color w:val="004A33"/>
+          <w:sz w:val="21"/>
+        </w:rPr>
+        <w:t>role</w:t>
+      </w:r>
+      <w:r>
+        <w:t xml:space="preserve"> field to edit it.</w:t>
+      </w:r>
+    </w:p>
+    <w:p>
+      <w:pPr>
+        <w:ind w:left="360"/>
+      </w:pPr>
+      <w:r>
+        <w:rPr>
+          <w:b/>
+        </w:rPr>
+        <w:t xml:space="preserve">2. </w:t>
+      </w:r>
+      <w:r>
+        <w:t xml:space="preserve">Type the exact new role code — one of </w:t>
+      </w:r>
+      <w:r>
+        <w:rPr>
+          <w:rFonts w:ascii="Consolas" w:hAnsi="Consolas"/>
+          <w:color w:val="004A33"/>
+          <w:sz w:val="21"/>
+        </w:rPr>
+        <w:t>SUPER_ADMIN</w:t>
+      </w:r>
+      <w:r>
+        <w:t xml:space="preserve">, </w:t>
+      </w:r>
+      <w:r>
+        <w:rPr>
+          <w:rFonts w:ascii="Consolas" w:hAnsi="Consolas"/>
+          <w:color w:val="004A33"/>
+          <w:sz w:val="21"/>
+        </w:rPr>
+        <w:t>BRANCH_ADMIN</w:t>
+      </w:r>
+      <w:r>
+        <w:t xml:space="preserve">, or </w:t>
+      </w:r>
+      <w:r>
+        <w:rPr>
+          <w:rFonts w:ascii="Consolas" w:hAnsi="Consolas"/>
+          <w:color w:val="004A33"/>
+          <w:sz w:val="21"/>
+        </w:rPr>
+        <w:t>TUTOR</w:t>
+      </w:r>
+      <w:r>
+        <w:t xml:space="preserve"> — capital letters and the underscore matter.</w:t>
+      </w:r>
+    </w:p>
+    <w:p>
+      <w:pPr>
+        <w:ind w:left="360"/>
+      </w:pPr>
+      <w:r>
+        <w:rPr>
+          <w:b/>
+        </w:rPr>
+        <w:t xml:space="preserve">3. </w:t>
+      </w:r>
+      <w:r>
+        <w:t>If you're assigning BRANCH_ADMIN, you must also set the branchId field on the same document to the ID of the branch they should manage. Open the branches collection in another tab to find the right branch's document ID, and paste it in. A Branch Admin with no branchId set will not be able to do anything, since every action they take is checked against it.</w:t>
+      </w:r>
+    </w:p>
+    <w:p>
+      <w:pPr>
+        <w:ind w:left="360"/>
+      </w:pPr>
+      <w:r>
+        <w:rPr>
+          <w:b/>
+        </w:rPr>
+        <w:t xml:space="preserve">4. </w:t>
+      </w:r>
+      <w:r>
+        <w:t>Save. The change takes effect on their very next action — they don't need to log out and back in for it to apply, since this is checked fresh from the database on every request.</w:t>
+      </w:r>
+    </w:p>
+    <w:p>
+      <w:r>
+        <w:rPr>
+          <w:b w:val="0"/>
+          <w:i/>
+        </w:rPr>
+        <w:t>A word of caution: this is a direct, unvalidated database edit — the app's own screens would normally stop you from, say, typing a role that doesn't exist. Double-check your spelling before saving.</w:t>
+      </w:r>
+    </w:p>
+    <w:p>
+      <w:pPr>
+        <w:pStyle w:val="Heading1"/>
+      </w:pPr>
+      <w:r>
+        <w:t>Chapter 10 — Creating a Brand-New Admin Account</w:t>
+      </w:r>
+    </w:p>
+    <w:p>
+      <w:r>
+        <w:rPr>
+          <w:b w:val="0"/>
+          <w:i w:val="0"/>
+        </w:rPr>
+        <w:t>Chapter 9 covers changing an existing account's role. This is different: it's for someone who has never had any account in the system before and needs a Branch Admin or Super Admin login created from nothing — including their password.</w:t>
+      </w:r>
+    </w:p>
+    <w:p>
+      <w:r>
+        <w:rPr>
+          <w:b w:val="0"/>
+          <w:i w:val="0"/>
+        </w:rPr>
+        <w:t>This cannot be done by editing the database, because it also needs to create their actual login identity (their password), which only happens through a setup command. This is something a developer runs for you (or that you can run yourself if you're comfortable in a terminal):</w:t>
       </w:r>
     </w:p>
     <w:p>
@@ -1639,9 +1507,9 @@
           <w:color w:val="0F172A"/>
           <w:sz w:val="20"/>
         </w:rPr>
-        <w:t>pnpm provision-admin --role=SUPER_ADMIN --email=you@example.com \</w:t>
+        <w:t>pnpm provision-admin --role=SUPER_ADMIN --email=name@example.com \</w:t>
         <w:br/>
-        <w:t xml:space="preserve">    --password=... --name="Your Name"</w:t>
+        <w:t xml:space="preserve">    --password=... --name="Their Name"</w:t>
       </w:r>
     </w:p>
     <w:p>
@@ -1663,11 +1531,11 @@
           <w:color w:val="0F172A"/>
           <w:sz w:val="20"/>
         </w:rPr>
-        <w:t>pnpm provision-admin --role=BRANCH_ADMIN --email=branch@example.com \</w:t>
+        <w:t>pnpm provision-admin --role=BRANCH_ADMIN --email=name@example.com \</w:t>
         <w:br/>
-        <w:t xml:space="preserve">    --password=... --name="Branch Manager" \</w:t>
+        <w:t xml:space="preserve">    --password=... --name="Their Name" \</w:t>
         <w:br/>
-        <w:t xml:space="preserve">    --branch-name="Kathmandu" --branch-city="Kathmandu"</w:t>
+        <w:t xml:space="preserve">    --branch-name="Pokhara" --branch-city="Pokhara"</w:t>
       </w:r>
     </w:p>
     <w:p>
@@ -1676,7 +1544,47 @@
           <w:b w:val="0"/>
           <w:i w:val="0"/>
         </w:rPr>
-        <w:t>Running the Branch Admin version also creates the branch itself if it doesn't already exist. There is currently no in-app screen for this — it is intentionally a backend-only, developer-assisted operation, matching the security posture described above.</w:t>
+        <w:t>The Branch Admin version also creates the branch itself if it doesn't already exist, using the name you give it. There's no in-app screen for this on purpose — every new admin account existing only because someone deliberately ran this command is the security model.</w:t>
+      </w:r>
+    </w:p>
+    <w:p>
+      <w:r>
+        <w:br w:type="page"/>
+      </w:r>
+    </w:p>
+    <w:p>
+      <w:pPr>
+        <w:jc w:val="center"/>
+      </w:pPr>
+      <w:r>
+        <w:rPr>
+          <w:b/>
+          <w:color w:val="4B5563"/>
+          <w:sz w:val="28"/>
+        </w:rPr>
+        <w:t>PART IV</w:t>
+      </w:r>
+    </w:p>
+    <w:p>
+      <w:pPr>
+        <w:jc w:val="center"/>
+      </w:pPr>
+      <w:r>
+        <w:rPr>
+          <w:b/>
+          <w:color w:val="006C49"/>
+          <w:sz w:val="52"/>
+        </w:rPr>
+        <w:t>Understanding the Codes You'll See</w:t>
+      </w:r>
+    </w:p>
+    <w:p/>
+    <w:p>
+      <w:pPr>
+        <w:pStyle w:val="Heading1"/>
+      </w:pPr>
+      <w:r>
+        <w:t>Chapter 11 — What TS-T-000127 and Codes Like It Mean</w:t>
       </w:r>
     </w:p>
     <w:p>
@@ -1685,215 +1593,7 @@
           <w:b w:val="0"/>
           <w:i w:val="0"/>
         </w:rPr>
-        <w:t>To disable someone's access (e.g. an admin who has left), open their record in the userAccounts collection in the Firebase Console and set accountStatus to DISABLED — the app checks this on every request and will immediately stop honoring their session.</w:t>
-      </w:r>
-    </w:p>
-    <w:p>
-      <w:pPr>
-        <w:pStyle w:val="Heading1"/>
-      </w:pPr>
-      <w:r>
-        <w:t>11. Making Common Changes Without a Developer</w:t>
-      </w:r>
-    </w:p>
-    <w:p>
-      <w:r>
-        <w:rPr>
-          <w:b w:val="0"/>
-          <w:i w:val="0"/>
-        </w:rPr>
-        <w:t>A few things are designed to be safe for a non-developer (or a developer without deep app knowledge) to change directly in the Firebase Console:</w:t>
-      </w:r>
-    </w:p>
-    <w:p>
-      <w:pPr>
-        <w:pStyle w:val="ListBullet"/>
-      </w:pPr>
-      <w:r>
-        <w:rPr>
-          <w:b/>
-        </w:rPr>
-        <w:t xml:space="preserve">Suspend/reactivate a tutor manually: </w:t>
-      </w:r>
-      <w:r>
-        <w:t>Open the tutors collection, find the tutor's document by their name/ID, and change verificationStatus to SUSPENDED or APPROVED. (Doing this through the app's own admin dashboard is strongly preferred where possible — it also sends the tutor a notification and records an audit event, which a raw database edit does not.)</w:t>
-      </w:r>
-    </w:p>
-    <w:p>
-      <w:pPr>
-        <w:pStyle w:val="ListBullet"/>
-      </w:pPr>
-      <w:r>
-        <w:rPr>
-          <w:b/>
-        </w:rPr>
-        <w:t xml:space="preserve">Add a new branch: </w:t>
-      </w:r>
-      <w:r>
-        <w:t>Follow the two commands in Section 10.</w:t>
-      </w:r>
-    </w:p>
-    <w:p>
-      <w:pPr>
-        <w:pStyle w:val="ListBullet"/>
-      </w:pPr>
-      <w:r>
-        <w:rPr>
-          <w:b/>
-        </w:rPr>
-        <w:t xml:space="preserve">Disable a login: </w:t>
-      </w:r>
-      <w:r>
-        <w:t>Set that user's accountStatus to DISABLED in userAccounts.</w:t>
-      </w:r>
-    </w:p>
-    <w:p>
-      <w:pPr>
-        <w:pStyle w:val="ListBullet"/>
-      </w:pPr>
-      <w:r>
-        <w:rPr>
-          <w:b/>
-        </w:rPr>
-        <w:t xml:space="preserve">Adjust the subject/grade catalog: </w:t>
-      </w:r>
-      <w:r>
-        <w:t>These are code-level lists (in the application source, not the database) — subjects, grades, and qualification options currently in the app. Changing these requires a small code edit and a redeploy; ask a developer. They are intentionally centralized in one file so a change is quick when needed.</w:t>
-      </w:r>
-    </w:p>
-    <w:p>
-      <w:r>
-        <w:rPr>
-          <w:b w:val="0"/>
-          <w:i w:val="0"/>
-        </w:rPr>
-        <w:t>Everything else — anything touching workflow, permissions, validation rules, or the pages themselves — is a code change, not a database change, and should go through a developer.</w:t>
-      </w:r>
-    </w:p>
-    <w:p>
-      <w:pPr>
-        <w:pStyle w:val="Heading1"/>
-      </w:pPr>
-      <w:r>
-        <w:t>12. Security and Privacy — What Is Protected and How</w:t>
-      </w:r>
-    </w:p>
-    <w:p>
-      <w:r>
-        <w:rPr>
-          <w:b w:val="0"/>
-          <w:i w:val="0"/>
-        </w:rPr>
-        <w:t>The application went through a dedicated security testing pass before launch. Highlights:</w:t>
-      </w:r>
-    </w:p>
-    <w:p>
-      <w:pPr>
-        <w:pStyle w:val="ListBullet"/>
-      </w:pPr>
-      <w:r>
-        <w:rPr>
-          <w:b/>
-        </w:rPr>
-        <w:t xml:space="preserve">Exact addresses are private. </w:t>
-      </w:r>
-      <w:r>
-        <w:t>A parent's exact home address is only ever visible to an admin. Tutors only ever see a general area name. This was directly tested by attempting to read it through every tutor-facing page and API — it never appears.</w:t>
-      </w:r>
-    </w:p>
-    <w:p>
-      <w:pPr>
-        <w:pStyle w:val="ListBullet"/>
-      </w:pPr>
-      <w:r>
-        <w:rPr>
-          <w:b/>
-        </w:rPr>
-        <w:t xml:space="preserve">Branch data is isolated. </w:t>
-      </w:r>
-      <w:r>
-        <w:t>A Branch Admin cannot view, message, approve, reject, assign, or suspend anything belonging to another branch — even by directly editing a web address to try to guess at another branch's records. Every one of these was tested live and confirmed blocked.</w:t>
-      </w:r>
-    </w:p>
-    <w:p>
-      <w:pPr>
-        <w:pStyle w:val="ListBullet"/>
-      </w:pPr>
-      <w:r>
-        <w:rPr>
-          <w:b/>
-        </w:rPr>
-        <w:t xml:space="preserve">Tutors can't see each other's private data. </w:t>
-      </w:r>
-      <w:r>
-        <w:t>A tutor cannot view another tutor's CV, withdraw another tutor's application, or read/send messages in a conversation that isn't theirs — tested directly, confirmed blocked in both directions (reading and writing).</w:t>
-      </w:r>
-    </w:p>
-    <w:p>
-      <w:pPr>
-        <w:pStyle w:val="ListBullet"/>
-      </w:pPr>
-      <w:r>
-        <w:rPr>
-          <w:b/>
-        </w:rPr>
-        <w:t xml:space="preserve">Suspension is enforced everywhere. </w:t>
-      </w:r>
-      <w:r>
-        <w:t>A suspended tutor is blocked from every action server-side, not just hidden from menus — tested by attempting to bypass the visible UI entirely.</w:t>
-      </w:r>
-    </w:p>
-    <w:p>
-      <w:pPr>
-        <w:pStyle w:val="ListBullet"/>
-      </w:pPr>
-      <w:r>
-        <w:rPr>
-          <w:b/>
-        </w:rPr>
-        <w:t xml:space="preserve">Broken/tampered logins fail safely. </w:t>
-      </w:r>
-      <w:r>
-        <w:t>Logging in with a corrupted or expired session always redirects safely to the login page — it never crashes or exposes data.</w:t>
-      </w:r>
-    </w:p>
-    <w:p>
-      <w:pPr>
-        <w:pStyle w:val="ListBullet"/>
-      </w:pPr>
-      <w:r>
-        <w:rPr>
-          <w:b/>
-        </w:rPr>
-        <w:t xml:space="preserve">No public tutor directory. </w:t>
-      </w:r>
-      <w:r>
-        <w:t>There is no public page anywhere that lists tutors or lets anyone browse the tutor pool — the only way to see a specific tutor's details is as an authorized admin, or as the parent already matched with them by an admin.</w:t>
-      </w:r>
-    </w:p>
-    <w:p>
-      <w:pPr>
-        <w:pStyle w:val="Heading1"/>
-      </w:pPr>
-      <w:r>
-        <w:t>13. Hosting, Deployment, and Environment Setup</w:t>
-      </w:r>
-    </w:p>
-    <w:p>
-      <w:r>
-        <w:rPr>
-          <w:b w:val="0"/>
-          <w:i w:val="0"/>
-        </w:rPr>
-        <w:t>The application is built to be hosted on Vercel, deploying directly from the project's GitHub repository.</w:t>
-      </w:r>
-    </w:p>
-    <w:p>
-      <w:pPr>
-        <w:pStyle w:val="Heading3"/>
-      </w:pPr>
-      <w:r>
-        <w:t>What's needed to go live</w:t>
+        <w:t>Throughout the app and the database, you'll see short codes like TS-T-000127 or TS-TU-000045 attached to tutors, tuition requests, and other records. These are simple, permanent, human-readable reference numbers — the equivalent of an order number or a ticket number. They count up one at a time as new records are created, they never repeat, and they're what you'd read out loud or quote in an email — never the long random internal database ID you saw in Chapter 8, which is just for the system's own internal use.</w:t>
       </w:r>
     </w:p>
     <w:tbl>
@@ -1912,7 +1612,7 @@
         <w:tc>
           <w:tcPr>
             <w:tcW w:type="dxa" w:w="2880"/>
-            <w:shd w:fill="1E40AF"/>
+            <w:shd w:fill="006c49"/>
           </w:tcPr>
           <w:p>
             <w:r>
@@ -1920,14 +1620,14 @@
                 <w:b/>
                 <w:color w:val="FFFFFF"/>
               </w:rPr>
-              <w:t>Item</w:t>
+              <w:t>Code starts with</w:t>
             </w:r>
           </w:p>
         </w:tc>
         <w:tc>
           <w:tcPr>
             <w:tcW w:type="dxa" w:w="2880"/>
-            <w:shd w:fill="1E40AF"/>
+            <w:shd w:fill="006c49"/>
           </w:tcPr>
           <w:p>
             <w:r>
@@ -1935,14 +1635,14 @@
                 <w:b/>
                 <w:color w:val="FFFFFF"/>
               </w:rPr>
-              <w:t>Who provides it</w:t>
+              <w:t>What it identifies</w:t>
             </w:r>
           </w:p>
         </w:tc>
         <w:tc>
           <w:tcPr>
             <w:tcW w:type="dxa" w:w="2880"/>
-            <w:shd w:fill="1E40AF"/>
+            <w:shd w:fill="006c49"/>
           </w:tcPr>
           <w:p>
             <w:r>
@@ -1950,7 +1650,7 @@
                 <w:b/>
                 <w:color w:val="FFFFFF"/>
               </w:rPr>
-              <w:t>Notes</w:t>
+              <w:t>Example</w:t>
             </w:r>
           </w:p>
         </w:tc>
@@ -1962,7 +1662,7 @@
           </w:tcPr>
           <w:p>
             <w:r>
-              <w:t>A Firebase project on the Blaze (pay-as-you-go) plan</w:t>
+              <w:t>TS-T-</w:t>
             </w:r>
           </w:p>
         </w:tc>
@@ -1972,7 +1672,7 @@
           </w:tcPr>
           <w:p>
             <w:r>
-              <w:t>Client</w:t>
+              <w:t>A tutor</w:t>
             </w:r>
           </w:p>
         </w:tc>
@@ -1982,7 +1682,7 @@
           </w:tcPr>
           <w:p>
             <w:r>
-              <w:t>Needed for Firebase Storage (CV/photo uploads); Firestore and Auth work on the free Spark plan.</w:t>
+              <w:t>TS-T-000127</w:t>
             </w:r>
           </w:p>
         </w:tc>
@@ -1994,7 +1694,7 @@
           </w:tcPr>
           <w:p>
             <w:r>
-              <w:t>Firebase service account key</w:t>
+              <w:t>TS-B-</w:t>
             </w:r>
           </w:p>
         </w:tc>
@@ -2004,7 +1704,7 @@
           </w:tcPr>
           <w:p>
             <w:r>
-              <w:t>Generated from Firebase Console → Project Settings → Service Accounts</w:t>
+              <w:t>A branch</w:t>
             </w:r>
           </w:p>
         </w:tc>
@@ -2014,7 +1714,7 @@
           </w:tcPr>
           <w:p>
             <w:r>
-              <w:t>Kept secret, entered into Vercel's environment variables — never committed to code.</w:t>
+              <w:t>TS-B-000001</w:t>
             </w:r>
           </w:p>
         </w:tc>
@@ -2026,7 +1726,7 @@
           </w:tcPr>
           <w:p>
             <w:r>
-              <w:t>A Vercel account with the GitHub repo imported</w:t>
+              <w:t>TS-TU-</w:t>
             </w:r>
           </w:p>
         </w:tc>
@@ -2036,7 +1736,7 @@
           </w:tcPr>
           <w:p>
             <w:r>
-              <w:t>Whoever manages hosting</w:t>
+              <w:t>A tuition request / opportunity</w:t>
             </w:r>
           </w:p>
         </w:tc>
@@ -2046,7 +1746,7 @@
           </w:tcPr>
           <w:p>
             <w:r>
-              <w:t>Vercel auto-detects this is a Next.js project and handles the build automatically.</w:t>
+              <w:t>TS-TU-000045</w:t>
             </w:r>
           </w:p>
         </w:tc>
@@ -2058,7 +1758,7 @@
           </w:tcPr>
           <w:p>
             <w:r>
-              <w:t>Domain name (optional)</w:t>
+              <w:t>TS-APP-</w:t>
             </w:r>
           </w:p>
         </w:tc>
@@ -2068,7 +1768,7 @@
           </w:tcPr>
           <w:p>
             <w:r>
-              <w:t>Client, if a custom domain is wanted</w:t>
+              <w:t>One tutor's application to a tuition</w:t>
             </w:r>
           </w:p>
         </w:tc>
@@ -2078,7 +1778,7 @@
           </w:tcPr>
           <w:p>
             <w:r>
-              <w:t>Connected in Vercel's project settings once purchased.</w:t>
+              <w:t>TS-APP-000312</w:t>
             </w:r>
           </w:p>
         </w:tc>
@@ -2090,7 +1790,7 @@
           </w:tcPr>
           <w:p>
             <w:r>
-              <w:t>Google AdSense publisher ID (optional)</w:t>
+              <w:t>TS-ASG-</w:t>
             </w:r>
           </w:p>
         </w:tc>
@@ -2100,7 +1800,7 @@
           </w:tcPr>
           <w:p>
             <w:r>
-              <w:t>Client, once their AdSense account exists</w:t>
+              <w:t>An assignment (a confirmed placement)</w:t>
             </w:r>
           </w:p>
         </w:tc>
@@ -2110,7 +1810,71 @@
           </w:tcPr>
           <w:p>
             <w:r>
-              <w:t>Drops into the ads.txt file already prepared in the codebase.</w:t>
+              <w:t>TS-ASG-000089</w:t>
+            </w:r>
+          </w:p>
+        </w:tc>
+      </w:tr>
+      <w:tr>
+        <w:tc>
+          <w:tcPr>
+            <w:tcW w:type="dxa" w:w="2880"/>
+          </w:tcPr>
+          <w:p>
+            <w:r>
+              <w:t>TS-CONV-</w:t>
+            </w:r>
+          </w:p>
+        </w:tc>
+        <w:tc>
+          <w:tcPr>
+            <w:tcW w:type="dxa" w:w="2880"/>
+          </w:tcPr>
+          <w:p>
+            <w:r>
+              <w:t>A conversation thread</w:t>
+            </w:r>
+          </w:p>
+        </w:tc>
+        <w:tc>
+          <w:tcPr>
+            <w:tcW w:type="dxa" w:w="2880"/>
+          </w:tcPr>
+          <w:p>
+            <w:r>
+              <w:t>TS-CONV-000017</w:t>
+            </w:r>
+          </w:p>
+        </w:tc>
+      </w:tr>
+      <w:tr>
+        <w:tc>
+          <w:tcPr>
+            <w:tcW w:type="dxa" w:w="2880"/>
+          </w:tcPr>
+          <w:p>
+            <w:r>
+              <w:t>TS-P-</w:t>
+            </w:r>
+          </w:p>
+        </w:tc>
+        <w:tc>
+          <w:tcPr>
+            <w:tcW w:type="dxa" w:w="2880"/>
+          </w:tcPr>
+          <w:p>
+            <w:r>
+              <w:t>A parent</w:t>
+            </w:r>
+          </w:p>
+        </w:tc>
+        <w:tc>
+          <w:tcPr>
+            <w:tcW w:type="dxa" w:w="2880"/>
+          </w:tcPr>
+          <w:p>
+            <w:r>
+              <w:t>TS-P-000550</w:t>
             </w:r>
           </w:p>
         </w:tc>
@@ -2123,41 +1887,47 @@
           <w:b w:val="0"/>
           <w:i w:val="0"/>
         </w:rPr>
-        <w:t>The package manager used for this project is pnpm (a faster alternative to npm) — this requires no special knowledge from the client; Vercel detects and runs it automatically from the repository's lockfile.</w:t>
+        <w:t>One practical use: the “Message a Tutor” screen in the admin panel asks for a Tutor UID (the TS-T-... code) rather than a name, precisely because it's guaranteed unique and typo-resistant in a way a name isn't.</w:t>
       </w:r>
     </w:p>
+    <w:p>
+      <w:r>
+        <w:br w:type="page"/>
+      </w:r>
+    </w:p>
+    <w:p>
+      <w:pPr>
+        <w:jc w:val="center"/>
+      </w:pPr>
+      <w:r>
+        <w:rPr>
+          <w:b/>
+          <w:color w:val="4B5563"/>
+          <w:sz w:val="28"/>
+        </w:rPr>
+        <w:t>PART V</w:t>
+      </w:r>
+    </w:p>
+    <w:p>
+      <w:pPr>
+        <w:jc w:val="center"/>
+      </w:pPr>
+      <w:r>
+        <w:rPr>
+          <w:b/>
+          <w:color w:val="006C49"/>
+          <w:sz w:val="52"/>
+        </w:rPr>
+        <w:t>Security and What Was Tested</w:t>
+      </w:r>
+    </w:p>
+    <w:p/>
     <w:p>
       <w:pPr>
         <w:pStyle w:val="Heading1"/>
       </w:pPr>
       <w:r>
-        <w:t>14. Mobile Experience</w:t>
-      </w:r>
-    </w:p>
-    <w:p>
-      <w:r>
-        <w:rPr>
-          <w:b w:val="0"/>
-          <w:i w:val="0"/>
-        </w:rPr>
-        <w:t>The site is fully responsive — parents, tutors, and admins can all use every part of the app from a phone browser, with no separate app to install. Desktop remains the primary design target per the product spec, with mobile as a fully supported secondary experience: navigation collapses into a menu, forms and lists reflow into a single column, and touch targets are sized for fingers rather than a mouse cursor.</w:t>
-      </w:r>
-    </w:p>
-    <w:p>
-      <w:pPr>
-        <w:pStyle w:val="Heading1"/>
-      </w:pPr>
-      <w:r>
-        <w:t>15. What Is Deliberately NOT in V1</w:t>
-      </w:r>
-    </w:p>
-    <w:p>
-      <w:r>
-        <w:rPr>
-          <w:b w:val="0"/>
-          <w:i w:val="0"/>
-        </w:rPr>
-        <w:t>These were intentionally excluded from this version, to keep the first release focused:</w:t>
+        <w:t>Chapter 12 — What Is Protected, and How</w:t>
       </w:r>
     </w:p>
     <w:p>
@@ -2165,7 +1935,13 @@
         <w:pStyle w:val="ListBullet"/>
       </w:pPr>
       <w:r>
-        <w:t>No parent accounts, logins, or dashboards — the request form is the entire parent experience.</w:t>
+        <w:rPr>
+          <w:b/>
+        </w:rPr>
+        <w:t xml:space="preserve">Exact addresses are private. </w:t>
+      </w:r>
+      <w:r>
+        <w:t>A parent's exact home address is only ever visible to an admin. Tutors only ever see a general area name — confirmed by directly attempting to read it through every tutor-facing page and request; it never appears.</w:t>
       </w:r>
     </w:p>
     <w:p>
@@ -2173,7 +1949,13 @@
         <w:pStyle w:val="ListBullet"/>
       </w:pPr>
       <w:r>
-        <w:t>No in-app payments — money is handled entirely outside the platform.</w:t>
+        <w:rPr>
+          <w:b/>
+        </w:rPr>
+        <w:t xml:space="preserve">Branch data is isolated. </w:t>
+      </w:r>
+      <w:r>
+        <w:t>A Branch Admin cannot view, message, approve, reject, assign, or suspend anything belonging to another branch, even by directly editing a web address to try to guess at another branch's records — tested live and confirmed blocked, every time.</w:t>
       </w:r>
     </w:p>
     <w:p>
@@ -2181,7 +1963,13 @@
         <w:pStyle w:val="ListBullet"/>
       </w:pPr>
       <w:r>
-        <w:t>No public tutor directory or browsing.</w:t>
+        <w:rPr>
+          <w:b/>
+        </w:rPr>
+        <w:t xml:space="preserve">Tutors can't see each other's private data. </w:t>
+      </w:r>
+      <w:r>
+        <w:t>A tutor cannot view another tutor's CV, withdraw another tutor's application, or read or send messages in a conversation that isn't theirs — tested directly in both directions.</w:t>
       </w:r>
     </w:p>
     <w:p>
@@ -2189,7 +1977,13 @@
         <w:pStyle w:val="ListBullet"/>
       </w:pPr>
       <w:r>
-        <w:t>No dedicated "Staff" role beyond Branch Admin / Super Admin.</w:t>
+        <w:rPr>
+          <w:b/>
+        </w:rPr>
+        <w:t xml:space="preserve">Suspension is enforced everywhere. </w:t>
+      </w:r>
+      <w:r>
+        <w:t>A suspended tutor is blocked from every action on the server, not just hidden from the menus they see — tested by attempting to bypass the visible screens entirely.</w:t>
       </w:r>
     </w:p>
     <w:p>
@@ -2197,7 +1991,13 @@
         <w:pStyle w:val="ListBullet"/>
       </w:pPr>
       <w:r>
-        <w:t>No native mobile app — the responsive website is the mobile experience by design.</w:t>
+        <w:rPr>
+          <w:b/>
+        </w:rPr>
+        <w:t xml:space="preserve">Broken logins fail safely. </w:t>
+      </w:r>
+      <w:r>
+        <w:t>A corrupted or expired login always redirects safely to the sign-in page — it never crashes or shows data it shouldn't.</w:t>
       </w:r>
     </w:p>
     <w:p>
@@ -2205,15 +2005,81 @@
         <w:pStyle w:val="ListBullet"/>
       </w:pPr>
       <w:r>
-        <w:t>No bilingual (English/Nepali) interface yet — planned as a near-term follow-up.</w:t>
+        <w:rPr>
+          <w:b/>
+        </w:rPr>
+        <w:t xml:space="preserve">No public tutor directory. </w:t>
+      </w:r>
+      <w:r>
+        <w:t>There is no public page anywhere that lists tutors or lets anyone browse the pool of tutors — the only way to see a specific tutor's details is as an authorized admin, or as the parent an admin has already matched them with.</w:t>
       </w:r>
     </w:p>
+    <w:p>
+      <w:pPr>
+        <w:pStyle w:val="ListBullet"/>
+      </w:pPr>
+      <w:r>
+        <w:rPr>
+          <w:b/>
+        </w:rPr>
+        <w:t xml:space="preserve">Uploaded files are verified, not just trusted. </w:t>
+      </w:r>
+      <w:r>
+        <w:t>Uploaded CVs and photos are checked against their actual file content, not just the label the browser sent — this specifically closes a known trick where a harmful file is disguised with a “.pdf” name to fool a human reviewer.</w:t>
+      </w:r>
+    </w:p>
+    <w:p>
+      <w:pPr>
+        <w:pStyle w:val="ListBullet"/>
+      </w:pPr>
+      <w:r>
+        <w:rPr>
+          <w:b/>
+        </w:rPr>
+        <w:t xml:space="preserve">Revoking access works immediately. </w:t>
+      </w:r>
+      <w:r>
+        <w:t>Removing someone's access (disabling their account, or forcibly revoking their login) takes effect on their very next action — not just the next time they try to log in.</w:t>
+      </w:r>
+    </w:p>
+    <w:p>
+      <w:r>
+        <w:br w:type="page"/>
+      </w:r>
+    </w:p>
+    <w:p>
+      <w:pPr>
+        <w:jc w:val="center"/>
+      </w:pPr>
+      <w:r>
+        <w:rPr>
+          <w:b/>
+          <w:color w:val="4B5563"/>
+          <w:sz w:val="28"/>
+        </w:rPr>
+        <w:t>PART VI</w:t>
+      </w:r>
+    </w:p>
+    <w:p>
+      <w:pPr>
+        <w:jc w:val="center"/>
+      </w:pPr>
+      <w:r>
+        <w:rPr>
+          <w:b/>
+          <w:color w:val="006C49"/>
+          <w:sz w:val="52"/>
+        </w:rPr>
+        <w:t>Hosting and Deployment</w:t>
+      </w:r>
+    </w:p>
+    <w:p/>
     <w:p>
       <w:pPr>
         <w:pStyle w:val="Heading1"/>
       </w:pPr>
       <w:r>
-        <w:t>16. Glossary of Terms</w:t>
+        <w:t>Chapter 13 — What's Needed to Go Live</w:t>
       </w:r>
     </w:p>
     <w:tbl>
@@ -2231,7 +2097,193 @@
         <w:tc>
           <w:tcPr>
             <w:tcW w:type="dxa" w:w="4320"/>
-            <w:shd w:fill="1E40AF"/>
+            <w:shd w:fill="006c49"/>
+          </w:tcPr>
+          <w:p>
+            <w:r>
+              <w:rPr>
+                <w:b/>
+                <w:color w:val="FFFFFF"/>
+              </w:rPr>
+              <w:t>Item</w:t>
+            </w:r>
+          </w:p>
+        </w:tc>
+        <w:tc>
+          <w:tcPr>
+            <w:tcW w:type="dxa" w:w="4320"/>
+            <w:shd w:fill="006c49"/>
+          </w:tcPr>
+          <w:p>
+            <w:r>
+              <w:rPr>
+                <w:b/>
+                <w:color w:val="FFFFFF"/>
+              </w:rPr>
+              <w:t>Who provides it</w:t>
+            </w:r>
+          </w:p>
+        </w:tc>
+      </w:tr>
+      <w:tr>
+        <w:tc>
+          <w:tcPr>
+            <w:tcW w:type="dxa" w:w="4320"/>
+          </w:tcPr>
+          <w:p>
+            <w:r>
+              <w:t>A Firebase project on the Blaze (pay-as-you-go) plan</w:t>
+            </w:r>
+          </w:p>
+        </w:tc>
+        <w:tc>
+          <w:tcPr>
+            <w:tcW w:type="dxa" w:w="4320"/>
+          </w:tcPr>
+          <w:p>
+            <w:r>
+              <w:t>You / the client — needed for file storage; the rest works on the free plan.</w:t>
+            </w:r>
+          </w:p>
+        </w:tc>
+      </w:tr>
+      <w:tr>
+        <w:tc>
+          <w:tcPr>
+            <w:tcW w:type="dxa" w:w="4320"/>
+          </w:tcPr>
+          <w:p>
+            <w:r>
+              <w:t>A Firebase service account key</w:t>
+            </w:r>
+          </w:p>
+        </w:tc>
+        <w:tc>
+          <w:tcPr>
+            <w:tcW w:type="dxa" w:w="4320"/>
+          </w:tcPr>
+          <w:p>
+            <w:r>
+              <w:t>Generated from the Firebase Console — kept secret, never shared publicly.</w:t>
+            </w:r>
+          </w:p>
+        </w:tc>
+      </w:tr>
+      <w:tr>
+        <w:tc>
+          <w:tcPr>
+            <w:tcW w:type="dxa" w:w="4320"/>
+          </w:tcPr>
+          <w:p>
+            <w:r>
+              <w:t>A Vercel account with the code repository connected</w:t>
+            </w:r>
+          </w:p>
+        </w:tc>
+        <w:tc>
+          <w:tcPr>
+            <w:tcW w:type="dxa" w:w="4320"/>
+          </w:tcPr>
+          <w:p>
+            <w:r>
+              <w:t>Whoever manages hosting — Vercel detects this is a Next.js project automatically.</w:t>
+            </w:r>
+          </w:p>
+        </w:tc>
+      </w:tr>
+      <w:tr>
+        <w:tc>
+          <w:tcPr>
+            <w:tcW w:type="dxa" w:w="4320"/>
+          </w:tcPr>
+          <w:p>
+            <w:r>
+              <w:t>A domain name (optional)</w:t>
+            </w:r>
+          </w:p>
+        </w:tc>
+        <w:tc>
+          <w:tcPr>
+            <w:tcW w:type="dxa" w:w="4320"/>
+          </w:tcPr>
+          <w:p>
+            <w:r>
+              <w:t>You / the client, if a custom web address is wanted.</w:t>
+            </w:r>
+          </w:p>
+        </w:tc>
+      </w:tr>
+      <w:tr>
+        <w:tc>
+          <w:tcPr>
+            <w:tcW w:type="dxa" w:w="4320"/>
+          </w:tcPr>
+          <w:p>
+            <w:r>
+              <w:t>A Google AdSense publisher ID (optional)</w:t>
+            </w:r>
+          </w:p>
+        </w:tc>
+        <w:tc>
+          <w:tcPr>
+            <w:tcW w:type="dxa" w:w="4320"/>
+          </w:tcPr>
+          <w:p>
+            <w:r>
+              <w:t>You / the client, once an AdSense account exists.</w:t>
+            </w:r>
+          </w:p>
+        </w:tc>
+      </w:tr>
+    </w:tbl>
+    <w:p/>
+    <w:p>
+      <w:r>
+        <w:rPr>
+          <w:b w:val="0"/>
+          <w:i w:val="0"/>
+        </w:rPr>
+        <w:t>The tool used to install and build the code (“pnpm”) requires no special knowledge from you — the hosting platform detects and runs it automatically.</w:t>
+      </w:r>
+    </w:p>
+    <w:p>
+      <w:r>
+        <w:br w:type="page"/>
+      </w:r>
+    </w:p>
+    <w:p>
+      <w:pPr>
+        <w:pStyle w:val="Heading1"/>
+      </w:pPr>
+      <w:r>
+        <w:t>Appendix A — Technical Glossary</w:t>
+      </w:r>
+    </w:p>
+    <w:p>
+      <w:r>
+        <w:rPr>
+          <w:b w:val="0"/>
+          <w:i/>
+        </w:rPr>
+        <w:t>You are very unlikely to need these day to day — they're here for completeness, and so you have a reference if a developer uses one of these words and you want to know what they mean, not because you'll need to act on any of it yourself.</w:t>
+      </w:r>
+    </w:p>
+    <w:tbl>
+      <w:tblPr>
+        <w:tblStyle w:val="LightGrid-Accent1"/>
+        <w:tblW w:type="auto" w:w="0"/>
+        <w:jc w:val="center"/>
+        <w:tblLook w:firstColumn="1" w:firstRow="1" w:lastColumn="0" w:lastRow="0" w:noHBand="0" w:noVBand="1" w:val="04A0"/>
+      </w:tblPr>
+      <w:tblGrid>
+        <w:gridCol w:w="4320"/>
+        <w:gridCol w:w="4320"/>
+      </w:tblGrid>
+      <w:tr>
+        <w:tc>
+          <w:tcPr>
+            <w:tcW w:type="dxa" w:w="4320"/>
+            <w:shd w:fill="006c49"/>
           </w:tcPr>
           <w:p>
             <w:r>
@@ -2246,7 +2298,7 @@
         <w:tc>
           <w:tcPr>
             <w:tcW w:type="dxa" w:w="4320"/>
-            <w:shd w:fill="1E40AF"/>
+            <w:shd w:fill="006c49"/>
           </w:tcPr>
           <w:p>
             <w:r>
@@ -2254,183 +2306,7 @@
                 <w:b/>
                 <w:color w:val="FFFFFF"/>
               </w:rPr>
-              <w:t>Meaning</w:t>
-            </w:r>
-          </w:p>
-        </w:tc>
-      </w:tr>
-      <w:tr>
-        <w:tc>
-          <w:tcPr>
-            <w:tcW w:type="dxa" w:w="4320"/>
-          </w:tcPr>
-          <w:p>
-            <w:r>
-              <w:t>Branch</w:t>
-            </w:r>
-          </w:p>
-        </w:tc>
-        <w:tc>
-          <w:tcPr>
-            <w:tcW w:type="dxa" w:w="4320"/>
-          </w:tcPr>
-          <w:p>
-            <w:r>
-              <w:t>A regional office; every admin (except Super Admin) belongs to exactly one.</w:t>
-            </w:r>
-          </w:p>
-        </w:tc>
-      </w:tr>
-      <w:tr>
-        <w:tc>
-          <w:tcPr>
-            <w:tcW w:type="dxa" w:w="4320"/>
-          </w:tcPr>
-          <w:p>
-            <w:r>
-              <w:t>Tuition Request</w:t>
-            </w:r>
-          </w:p>
-        </w:tc>
-        <w:tc>
-          <w:tcPr>
-            <w:tcW w:type="dxa" w:w="4320"/>
-          </w:tcPr>
-          <w:p>
-            <w:r>
-              <w:t>What a parent submits before it's approved.</w:t>
-            </w:r>
-          </w:p>
-        </w:tc>
-      </w:tr>
-      <w:tr>
-        <w:tc>
-          <w:tcPr>
-            <w:tcW w:type="dxa" w:w="4320"/>
-          </w:tcPr>
-          <w:p>
-            <w:r>
-              <w:t>Tuition Opportunity</w:t>
-            </w:r>
-          </w:p>
-        </w:tc>
-        <w:tc>
-          <w:tcPr>
-            <w:tcW w:type="dxa" w:w="4320"/>
-          </w:tcPr>
-          <w:p>
-            <w:r>
-              <w:t>The same request, after admin confirmation, now visible to tutors.</w:t>
-            </w:r>
-          </w:p>
-        </w:tc>
-      </w:tr>
-      <w:tr>
-        <w:tc>
-          <w:tcPr>
-            <w:tcW w:type="dxa" w:w="4320"/>
-          </w:tcPr>
-          <w:p>
-            <w:r>
-              <w:t>Application</w:t>
-            </w:r>
-          </w:p>
-        </w:tc>
-        <w:tc>
-          <w:tcPr>
-            <w:tcW w:type="dxa" w:w="4320"/>
-          </w:tcPr>
-          <w:p>
-            <w:r>
-              <w:t>A tutor's expression of interest in an opportunity.</w:t>
-            </w:r>
-          </w:p>
-        </w:tc>
-      </w:tr>
-      <w:tr>
-        <w:tc>
-          <w:tcPr>
-            <w:tcW w:type="dxa" w:w="4320"/>
-          </w:tcPr>
-          <w:p>
-            <w:r>
-              <w:t>Assignment</w:t>
-            </w:r>
-          </w:p>
-        </w:tc>
-        <w:tc>
-          <w:tcPr>
-            <w:tcW w:type="dxa" w:w="4320"/>
-          </w:tcPr>
-          <w:p>
-            <w:r>
-              <w:t>The confirmed pairing of one tutor to one tuition.</w:t>
-            </w:r>
-          </w:p>
-        </w:tc>
-      </w:tr>
-      <w:tr>
-        <w:tc>
-          <w:tcPr>
-            <w:tcW w:type="dxa" w:w="4320"/>
-          </w:tcPr>
-          <w:p>
-            <w:r>
-              <w:t>Withdrawal</w:t>
-            </w:r>
-          </w:p>
-        </w:tc>
-        <w:tc>
-          <w:tcPr>
-            <w:tcW w:type="dxa" w:w="4320"/>
-          </w:tcPr>
-          <w:p>
-            <w:r>
-              <w:t>A tutor asking to step back from an active assignment.</w:t>
-            </w:r>
-          </w:p>
-        </w:tc>
-      </w:tr>
-      <w:tr>
-        <w:tc>
-          <w:tcPr>
-            <w:tcW w:type="dxa" w:w="4320"/>
-          </w:tcPr>
-          <w:p>
-            <w:r>
-              <w:t>Reopen</w:t>
-            </w:r>
-          </w:p>
-        </w:tc>
-        <w:tc>
-          <w:tcPr>
-            <w:tcW w:type="dxa" w:w="4320"/>
-          </w:tcPr>
-          <w:p>
-            <w:r>
-              <w:t>Admin action putting a tuition back into the open pool after a withdrawal.</w:t>
-            </w:r>
-          </w:p>
-        </w:tc>
-      </w:tr>
-      <w:tr>
-        <w:tc>
-          <w:tcPr>
-            <w:tcW w:type="dxa" w:w="4320"/>
-          </w:tcPr>
-          <w:p>
-            <w:r>
-              <w:t>UID (e.g. TS-T-000127)</w:t>
-            </w:r>
-          </w:p>
-        </w:tc>
-        <w:tc>
-          <w:tcPr>
-            <w:tcW w:type="dxa" w:w="4320"/>
-          </w:tcPr>
-          <w:p>
-            <w:r>
-              <w:t>A permanent, human-readable ID assigned to tutors, tuitions, etc., separate from the internal database ID.</w:t>
+              <w:t>Plain-language meaning</w:t>
             </w:r>
           </w:p>
         </w:tc>
@@ -2452,7 +2328,7 @@
           </w:tcPr>
           <w:p>
             <w:r>
-              <w:t>Google's database product that stores all of the app's records.</w:t>
+              <w:t>The database — where every piece of information (tutors, requests, messages...) actually lives.</w:t>
             </w:r>
           </w:p>
         </w:tc>
@@ -2464,7 +2340,7 @@
           </w:tcPr>
           <w:p>
             <w:r>
-              <w:t>Firebase Auth</w:t>
+              <w:t>Firebase Authentication</w:t>
             </w:r>
           </w:p>
         </w:tc>
@@ -2474,7 +2350,51 @@
           </w:tcPr>
           <w:p>
             <w:r>
-              <w:t>Google's login/identity system — handles passwords and sessions.</w:t>
+              <w:t>The system that handles passwords and logins.</w:t>
+            </w:r>
+          </w:p>
+        </w:tc>
+      </w:tr>
+      <w:tr>
+        <w:tc>
+          <w:tcPr>
+            <w:tcW w:type="dxa" w:w="4320"/>
+          </w:tcPr>
+          <w:p>
+            <w:r>
+              <w:t>Collection / Document</w:t>
+            </w:r>
+          </w:p>
+        </w:tc>
+        <w:tc>
+          <w:tcPr>
+            <w:tcW w:type="dxa" w:w="4320"/>
+          </w:tcPr>
+          <w:p>
+            <w:r>
+              <w:t>Firestore's version of a folder and a file inside it — e.g. the userAccounts collection holds one document per login.</w:t>
+            </w:r>
+          </w:p>
+        </w:tc>
+      </w:tr>
+      <w:tr>
+        <w:tc>
+          <w:tcPr>
+            <w:tcW w:type="dxa" w:w="4320"/>
+          </w:tcPr>
+          <w:p>
+            <w:r>
+              <w:t>Server action</w:t>
+            </w:r>
+          </w:p>
+        </w:tc>
+        <w:tc>
+          <w:tcPr>
+            <w:tcW w:type="dxa" w:w="4320"/>
+          </w:tcPr>
+          <w:p>
+            <w:r>
+              <w:t>A piece of code on the app's own server that performs one specific job (like confirming a request) — the website's buttons trigger these rather than talking to the database directly.</w:t>
             </w:r>
           </w:p>
         </w:tc>
@@ -2496,7 +2416,117 @@
           </w:tcPr>
           <w:p>
             <w:r>
-              <w:t>A local, offline copy of Firebase used only for development/testing, never for real data.</w:t>
+              <w:t>A local, offline copy of Firebase used only for testing during development — never real data, never seen by real users.</w:t>
+            </w:r>
+          </w:p>
+        </w:tc>
+      </w:tr>
+      <w:tr>
+        <w:tc>
+          <w:tcPr>
+            <w:tcW w:type="dxa" w:w="4320"/>
+          </w:tcPr>
+          <w:p>
+            <w:r>
+              <w:t>Session cookie</w:t>
+            </w:r>
+          </w:p>
+        </w:tc>
+        <w:tc>
+          <w:tcPr>
+            <w:tcW w:type="dxa" w:w="4320"/>
+          </w:tcPr>
+          <w:p>
+            <w:r>
+              <w:t>A small, secure token your browser holds after logging in, so you don't have to log in again on every page.</w:t>
+            </w:r>
+          </w:p>
+        </w:tc>
+      </w:tr>
+      <w:tr>
+        <w:tc>
+          <w:tcPr>
+            <w:tcW w:type="dxa" w:w="4320"/>
+          </w:tcPr>
+          <w:p>
+            <w:r>
+              <w:t>Branch scope / branch-scoped</w:t>
+            </w:r>
+          </w:p>
+        </w:tc>
+        <w:tc>
+          <w:tcPr>
+            <w:tcW w:type="dxa" w:w="4320"/>
+          </w:tcPr>
+          <w:p>
+            <w:r>
+              <w:t>Restricted to one region's data — what makes a Branch Admin unable to see other branches.</w:t>
+            </w:r>
+          </w:p>
+        </w:tc>
+      </w:tr>
+      <w:tr>
+        <w:tc>
+          <w:tcPr>
+            <w:tcW w:type="dxa" w:w="4320"/>
+          </w:tcPr>
+          <w:p>
+            <w:r>
+              <w:t>Repository / repo</w:t>
+            </w:r>
+          </w:p>
+        </w:tc>
+        <w:tc>
+          <w:tcPr>
+            <w:tcW w:type="dxa" w:w="4320"/>
+          </w:tcPr>
+          <w:p>
+            <w:r>
+              <w:t>The complete set of the app's code, stored in one place (GitHub) so it can be tracked and deployed.</w:t>
+            </w:r>
+          </w:p>
+        </w:tc>
+      </w:tr>
+      <w:tr>
+        <w:tc>
+          <w:tcPr>
+            <w:tcW w:type="dxa" w:w="4320"/>
+          </w:tcPr>
+          <w:p>
+            <w:r>
+              <w:t>Deploy / deployment</w:t>
+            </w:r>
+          </w:p>
+        </w:tc>
+        <w:tc>
+          <w:tcPr>
+            <w:tcW w:type="dxa" w:w="4320"/>
+          </w:tcPr>
+          <w:p>
+            <w:r>
+              <w:t>Publishing a new version of the code so real users see it.</w:t>
+            </w:r>
+          </w:p>
+        </w:tc>
+      </w:tr>
+      <w:tr>
+        <w:tc>
+          <w:tcPr>
+            <w:tcW w:type="dxa" w:w="4320"/>
+          </w:tcPr>
+          <w:p>
+            <w:r>
+              <w:t>Environment variable</w:t>
+            </w:r>
+          </w:p>
+        </w:tc>
+        <w:tc>
+          <w:tcPr>
+            <w:tcW w:type="dxa" w:w="4320"/>
+          </w:tcPr>
+          <w:p>
+            <w:r>
+              <w:t>A setting (like a password or a project ID) kept outside the code itself, so it can differ between your test setup and the real, live site.</w:t>
             </w:r>
           </w:p>
         </w:tc>
@@ -2504,11 +2534,16 @@
     </w:tbl>
     <w:p/>
     <w:p>
+      <w:r>
+        <w:br w:type="page"/>
+      </w:r>
+    </w:p>
+    <w:p>
       <w:pPr>
         <w:pStyle w:val="Heading1"/>
       </w:pPr>
       <w:r>
-        <w:t>17. Getting Help / Handover Notes</w:t>
+        <w:t>Appendix B — Getting Help</w:t>
       </w:r>
     </w:p>
     <w:p>
@@ -2517,7 +2552,7 @@
           <w:b w:val="0"/>
           <w:i w:val="0"/>
         </w:rPr>
-        <w:t>This document, together with the technical specification documents in the project's docs/ folder (Master PRD, Role/Permission Matrix, UX Flows, Domain Model, Technical Requirements, Implementation Plan), should be enough for a new developer to pick up this project without the original author. The codebase itself also documents its own architectural decisions inline, next to the code they explain.</w:t>
+        <w:t>This handbook, together with a separate technical reference document written for developers (and for AI coding assistants picking up the project), should be enough for someone new to continue this project without you having to explain it from scratch.</w:t>
       </w:r>
     </w:p>
     <w:p>
@@ -2526,7 +2561,7 @@
           <w:b w:val="0"/>
           <w:i w:val="0"/>
         </w:rPr>
-        <w:t>If something in the app is behaving unexpectedly, the fastest first check is the auditEvents collection in Firestore (Section 8) — every significant admin action is logged there with who did it and when, which is usually enough to reconstruct what happened.</w:t>
+        <w:t>If something is behaving unexpectedly and you want to understand what happened before asking a developer, the fastest first check is the auditEvents collection in Firestore (reachable the same way as Chapter 8) — every significant admin decision is logged there with who did it and when.</w:t>
       </w:r>
     </w:p>
     <w:sectPr>
@@ -2970,7 +3005,7 @@
       <w:rFonts w:asciiTheme="majorHAnsi" w:eastAsiaTheme="majorEastAsia" w:hAnsiTheme="majorHAnsi" w:cstheme="majorBidi" w:ascii="Calibri" w:hAnsi="Calibri"/>
       <w:b/>
       <w:bCs/>
-      <w:color w:val="1E40AF"/>
+      <w:color w:val="006C49"/>
       <w:sz w:val="28"/>
       <w:szCs w:val="28"/>
     </w:rPr>
@@ -2994,7 +3029,7 @@
       <w:rFonts w:asciiTheme="majorHAnsi" w:eastAsiaTheme="majorEastAsia" w:hAnsiTheme="majorHAnsi" w:cstheme="majorBidi" w:ascii="Calibri" w:hAnsi="Calibri"/>
       <w:b/>
       <w:bCs/>
-      <w:color w:val="1E40AF"/>
+      <w:color w:val="006C49"/>
       <w:sz w:val="26"/>
       <w:szCs w:val="26"/>
     </w:rPr>
@@ -3018,7 +3053,7 @@
       <w:rFonts w:asciiTheme="majorHAnsi" w:eastAsiaTheme="majorEastAsia" w:hAnsiTheme="majorHAnsi" w:cstheme="majorBidi" w:ascii="Calibri" w:hAnsi="Calibri"/>
       <w:b/>
       <w:bCs/>
-      <w:color w:val="1E40AF"/>
+      <w:color w:val="006C49"/>
     </w:rPr>
   </w:style>
   <w:style w:type="paragraph" w:styleId="Heading4">

--- a/docs/08_Tuition_Serve_Client_Guide.docx
+++ b/docs/08_Tuition_Serve_Client_Guide.docx
@@ -473,6 +473,35 @@
     </w:p>
     <w:p>
       <w:pPr>
+        <w:pStyle w:val="Heading3"/>
+      </w:pPr>
+      <w:r>
+        <w:t>Account Self-Service: Passwords and Email</w:t>
+      </w:r>
+    </w:p>
+    <w:p>
+      <w:r>
+        <w:t xml:space="preserve">Tutors and admins no longer need you to intervene for routine account changes. On the sign-in page, a </w:t>
+      </w:r>
+      <w:r>
+        <w:t>“Forgot password?”</w:t>
+      </w:r>
+      <w:r>
+        <w:t xml:space="preserve"> link sends a password-reset email directly through Firebase — you are not involved, and you can never see or set anyone's password yourself.</w:t>
+      </w:r>
+    </w:p>
+    <w:p>
+      <w:r>
+        <w:t>Once signed in, every role's own Profile page has a Security section where they can change their password (after confirming their current one) or change their email address. A change of email takes effect immediately and becomes their login email from that point on.</w:t>
+      </w:r>
+    </w:p>
+    <w:p>
+      <w:r>
+        <w:t>Accounts that signed up with Google instead of a password see a note pointing them to their Google Account instead — there's no password on file here for them to change.</w:t>
+      </w:r>
+    </w:p>
+    <w:p>
+      <w:pPr>
         <w:pStyle w:val="Heading1"/>
       </w:pPr>
       <w:r>
@@ -494,7 +523,7 @@
           <w:b w:val="0"/>
           <w:i w:val="0"/>
         </w:rPr>
-        <w:t>Contact details, the student's grade, subject, location down to the ward level, exact address (kept private), and availability. No account created.</w:t>
+        <w:t>Contact details, the student's grade (Play Group through Grade 12, or Bachelor Level), subject, location down to the ward level, exact address (kept private), and availability. No account created.</w:t>
       </w:r>
     </w:p>
     <w:p>
@@ -608,6 +637,62 @@
     <w:p>
       <w:r>
         <w:br w:type="page"/>
+      </w:r>
+    </w:p>
+    <w:p>
+      <w:pPr>
+        <w:pStyle w:val="Heading3"/>
+      </w:pPr>
+      <w:r>
+        <w:t>Requests an Admin Enters Directly</w:t>
+      </w:r>
+    </w:p>
+    <w:p>
+      <w:r>
+        <w:t xml:space="preserve">Not every parent uses the website — some call or message the branch directly. An admin can enter that request on the parent's behalf from Tuition Requests → </w:t>
+      </w:r>
+      <w:r>
+        <w:rPr>
+          <w:rFonts w:ascii="Consolas" w:hAnsi="Consolas"/>
+          <w:sz w:val="21"/>
+        </w:rPr>
+        <w:t>Post Tuition</w:t>
+      </w:r>
+      <w:r>
+        <w:t xml:space="preserve">; it lands in the same New Requests queue as a normal submission and goes through the same confirm/reject flow. The equivalent exists for schools: Admin → School Contact → </w:t>
+      </w:r>
+      <w:r>
+        <w:rPr>
+          <w:rFonts w:ascii="Consolas" w:hAnsi="Consolas"/>
+          <w:sz w:val="21"/>
+        </w:rPr>
+        <w:t>Post School Enquiry</w:t>
+      </w:r>
+      <w:r>
+        <w:t xml:space="preserve"> creates a school partnership enquiry exactly as if the school had used the For Schools page themselves.</w:t>
+      </w:r>
+    </w:p>
+    <w:p>
+      <w:pPr>
+        <w:pStyle w:val="Heading3"/>
+      </w:pPr>
+      <w:r>
+        <w:t>Rejected Requests Clean Themselves Up</w:t>
+      </w:r>
+    </w:p>
+    <w:p>
+      <w:r>
+        <w:t xml:space="preserve">A rejected request is kept for 30 days, in case anyone needs to review why, then deleted automatically by a scheduled job. An admin can also clear all of a branch's rejected requests immediately from the </w:t>
+      </w:r>
+      <w:r>
+        <w:rPr>
+          <w:rFonts w:ascii="Consolas" w:hAnsi="Consolas"/>
+          <w:sz w:val="21"/>
+        </w:rPr>
+        <w:t>Rejected</w:t>
+      </w:r>
+      <w:r>
+        <w:t xml:space="preserve"> tab, without waiting.</w:t>
       </w:r>
     </w:p>
     <w:p>
@@ -893,7 +978,7 @@
           <w:b w:val="0"/>
           <w:i w:val="0"/>
         </w:rPr>
-        <w:t>There is one conversation per tutor/branch pair — a focused thread, not a general chat system. Either side can start it, from either the Applicants list on a tuition request or the Messages section directly.</w:t>
+        <w:t>There is one conversation per tutor/branch pair — a focused thread, not a general chat system. Either side can start it, from either the Applicants list on a tuition request or the Messages section directly. Messages arrive in real time on both sides — nothing needs refreshing — and the Messages section itself is a single page split into a conversation list and the open thread, side by side on a wide screen and one at a time on a phone, the way a modern chat app works.</w:t>
       </w:r>
     </w:p>
     <w:p>
@@ -917,6 +1002,39 @@
     <w:p>
       <w:r>
         <w:br w:type="page"/>
+      </w:r>
+    </w:p>
+    <w:p>
+      <w:pPr>
+        <w:pStyle w:val="Heading3"/>
+      </w:pPr>
+      <w:r>
+        <w:t>Contact Queries and School Enquiries</w:t>
+      </w:r>
+    </w:p>
+    <w:p>
+      <w:r>
+        <w:t xml:space="preserve">Separate from tutor messaging, two public forms feed their own admin inboxes: the general Contact Us form (Admin → </w:t>
+      </w:r>
+      <w:r>
+        <w:rPr>
+          <w:rFonts w:ascii="Consolas" w:hAnsi="Consolas"/>
+          <w:sz w:val="21"/>
+        </w:rPr>
+        <w:t>Contact Queries</w:t>
+      </w:r>
+      <w:r>
+        <w:t xml:space="preserve">) and the For Schools partnership form (Admin → </w:t>
+      </w:r>
+      <w:r>
+        <w:rPr>
+          <w:rFonts w:ascii="Consolas" w:hAnsi="Consolas"/>
+          <w:sz w:val="21"/>
+        </w:rPr>
+        <w:t>School Contact</w:t>
+      </w:r>
+      <w:r>
+        <w:t>). Both let an admin reply by email and are marked read once opened. An admin can also log one of these on someone's behalf — see “Requests an Admin Enters Directly” above.</w:t>
       </w:r>
     </w:p>
     <w:p>

--- a/docs/08_Tuition_Serve_Client_Guide.docx
+++ b/docs/08_Tuition_Serve_Client_Guide.docx
@@ -72,7 +72,7 @@
           <w:color w:val="4B5563"/>
           <w:sz w:val="20"/>
         </w:rPr>
-        <w:t>First Edition</w:t>
+        <w:t>Second Edition — Updated September 2026</w:t>
       </w:r>
     </w:p>
     <w:p>
@@ -460,6 +460,38 @@
           </w:p>
         </w:tc>
       </w:tr>
+      <w:tr>
+        <w:tc>
+          <w:tcPr>
+            <w:tcW w:type="dxa" w:w="2880"/>
+          </w:tcPr>
+          <w:p>
+            <w:r>
+              <w:t>School / Institution</w:t>
+            </w:r>
+          </w:p>
+        </w:tc>
+        <w:tc>
+          <w:tcPr>
+            <w:tcW w:type="dxa" w:w="2880"/>
+          </w:tcPr>
+          <w:p>
+            <w:r>
+              <w:t>No — public form or direct contact</w:t>
+            </w:r>
+          </w:p>
+        </w:tc>
+        <w:tc>
+          <w:tcPr>
+            <w:tcW w:type="dxa" w:w="2880"/>
+          </w:tcPr>
+          <w:p>
+            <w:r>
+              <w:t>Submits partnership enquiries; can have teacher vacancies posted on their behalf by an admin.</w:t>
+            </w:r>
+          </w:p>
+        </w:tc>
+      </w:tr>
     </w:tbl>
     <w:p/>
     <w:p>
@@ -519,11 +551,7 @@
     </w:p>
     <w:p>
       <w:r>
-        <w:rPr>
-          <w:b w:val="0"/>
-          <w:i w:val="0"/>
-        </w:rPr>
-        <w:t>Contact details, the student's grade (Play Group through Grade 12, or Bachelor Level), subject, location down to the ward level, exact address (kept private), and availability. No account created.</w:t>
+        <w:t>Families can submit tuition requests for one or multiple children in a single unified submission. For each child, the parent specifies their grade level (Play Group through Grade 12, or Bachelor Level — which captures their specific degree program and current year/semester) and subjects using a flexible multi-select picker (catalog subjects, custom subjects, or "All Subjects"). The form also captures tutor gender preference (Male, Female, or No Preference), day-range availability (e.g. Sunday to Friday, 5:00 PM – 7:00 PM), and location down to the municipality and ward level. The exact home address and contact phone number are collected securely and kept private from public and tutor browsing. No account creation is required.</w:t>
       </w:r>
     </w:p>
     <w:p>
@@ -573,11 +601,7 @@
     </w:p>
     <w:p>
       <w:r>
-        <w:rPr>
-          <w:b w:val="0"/>
-          <w:i w:val="0"/>
-        </w:rPr>
-        <w:t>The opportunity appears in every verified tutor's list. A tutor slightly outside the area can still apply — location filters, but never blocks. The parent's exact address is not shown to tutors at this stage.</w:t>
+        <w:t>The opportunity appears in Available Tuitions, automatically scoped to the tutor's own branch city so tutors only see jobs in their reachable area. Location filters default to the tutor's preferred locality. At this stage, tutors see only general area information (e.g. "Devichowk, Janakpur"); the parent's exact home address and contact details remain strictly hidden.</w:t>
       </w:r>
     </w:p>
     <w:p>
@@ -609,11 +633,7 @@
     </w:p>
     <w:p>
       <w:r>
-        <w:rPr>
-          <w:b w:val="0"/>
-          <w:i w:val="0"/>
-        </w:rPr>
-        <w:t>Both the admin and the assigned tutor see it as active.</w:t>
+        <w:t>Both the admin and the assigned tutor see the placement as active. Crucially, once formally assigned, the tutor's assignment screen reveals the parent's full contact name, phone number, and exact home address, providing the tutor with everything needed to contact the family and travel to conduct classes.</w:t>
       </w:r>
     </w:p>
     <w:p>
@@ -627,11 +647,7 @@
     </w:p>
     <w:p>
       <w:r>
-        <w:rPr>
-          <w:b w:val="0"/>
-          <w:i w:val="0"/>
-        </w:rPr>
-        <w:t>A tutor who can no longer continue submits a withdrawal request with a reason; an admin approves or rejects it. On approval, the admin can reopen the tuition for new applications.</w:t>
+        <w:t>A tutor who can no longer continue submits a withdrawal request with an explanatory reason; an admin reviews and approves or rejects it. On approval, the admin has two choices: they can either Reopen the tuition for fresh tutor applications, or Cancel Tuition (with a mandatory reason) if the family decides not to continue. Cancelled tuitions move to a dedicated Cancelled queue and remain on file permanently for audit records.</w:t>
       </w:r>
     </w:p>
     <w:p>
@@ -670,6 +686,19 @@
       </w:r>
       <w:r>
         <w:t xml:space="preserve"> creates a school partnership enquiry exactly as if the school had used the For Schools page themselves.</w:t>
+      </w:r>
+    </w:p>
+    <w:p>
+      <w:pPr>
+        <w:pStyle w:val="Heading3"/>
+      </w:pPr>
+      <w:r>
+        <w:t>Posting School Vacancies</w:t>
+      </w:r>
+    </w:p>
+    <w:p>
+      <w:r>
+        <w:t>In addition to home tuitions, institutions often contact Tuition Serve to recruit teachers. Admins can post school vacancies directly via Tuition Requests → Post School Vacancy. These vacancies flow through the same pipeline as home tuitions (New → Open → Applications → Assignment) and appear in tutors' Available Tuitions feed with a distinctive "School" badge, allowing tutors to apply for institutional classroom positions alongside private home tuitions.</w:t>
       </w:r>
     </w:p>
     <w:p>
@@ -1009,6 +1038,19 @@
         <w:pStyle w:val="Heading3"/>
       </w:pPr>
       <w:r>
+        <w:t>Tracking Applications and Mobile Navigation</w:t>
+      </w:r>
+    </w:p>
+    <w:p>
+      <w:r>
+        <w:t>Tutors track all active and past applications in My Applications, categorized into clear status tabs: All, Assigned, Applied, Not Selected, and Withdrawn. For administrators using mobile phones, the bottom tab bar features a "More" menu that opens a sliding drawer for one-tap access to all administrative actions (Post Tuition, Post School Vacancy, School Contact, Branches, Profile, and Sign Out).</w:t>
+      </w:r>
+    </w:p>
+    <w:p>
+      <w:pPr>
+        <w:pStyle w:val="Heading3"/>
+      </w:pPr>
+      <w:r>
         <w:t>Contact Queries and School Enquiries</w:t>
       </w:r>
     </w:p>
@@ -1203,11 +1245,7 @@
     <w:p/>
     <w:p>
       <w:r>
-        <w:rPr>
-          <w:b w:val="0"/>
-          <w:i w:val="0"/>
-        </w:rPr>
-        <w:t>There is deliberately no self-service way for anyone to make themselves a Branch Admin or Super Admin through the website — the public sign-up screen can only ever produce a Tutor account. This is a security decision, not an oversight: it means the only way someone becomes an admin is because you (or your developer) made a specific decision to grant it, either by running a setup command for a brand-new admin (Chapter 10) or by editing an existing account's role directly (Chapter 9).</w:t>
+        <w:t>There is deliberately no self-service way for anyone to make themselves a Branch Admin or Super Admin through the website — the public sign-up screen can only ever produce a Tutor account. This is a security decision, not an oversight: it means the only way someone becomes an admin is because you (or your developer) made a specific decision to grant it, either by having a Super Admin create their admin account (Chapter 10) or by editing an existing account's role directly (Chapter 9).</w:t>
       </w:r>
     </w:p>
     <w:p>
@@ -1598,20 +1636,12 @@
     </w:p>
     <w:p>
       <w:r>
-        <w:rPr>
-          <w:b w:val="0"/>
-          <w:i w:val="0"/>
-        </w:rPr>
-        <w:t>Chapter 9 covers changing an existing account's role. This is different: it's for someone who has never had any account in the system before and needs a Branch Admin or Super Admin login created from nothing — including their password.</w:t>
+        <w:t>Chapter 9 covers changing an existing account's role. This chapter covers creating a brand-new administrator account from scratch — including their branch assignment and initial password.</w:t>
       </w:r>
     </w:p>
     <w:p>
       <w:r>
-        <w:rPr>
-          <w:b w:val="0"/>
-          <w:i w:val="0"/>
-        </w:rPr>
-        <w:t>This cannot be done by editing the database, because it also needs to create their actual login identity (their password), which only happens through a setup command. This is something a developer runs for you (or that you can run yourself if you're comfortable in a terminal):</w:t>
+        <w:t>Super Admins can provision new Branch Admins directly from within the web application, with built-in security protections:</w:t>
       </w:r>
     </w:p>
     <w:p>
@@ -1620,22 +1650,26 @@
         <w:shd w:fill="F1F5F9"/>
       </w:pPr>
       <w:r>
-        <w:rPr>
-          <w:rFonts w:ascii="Consolas" w:hAnsi="Consolas"/>
-          <w:color w:val="0F172A"/>
-          <w:sz w:val="20"/>
-        </w:rPr>
-        <w:t>pnpm provision-admin --role=SUPER_ADMIN --email=name@example.com \</w:t>
+        <w:t>1. In-Dashboard Creation (Super Admin):</w:t>
         <w:br/>
-        <w:t xml:space="preserve">    --password=... --name="Their Name"</w:t>
+        <w:t>• Sign in as Super Admin and navigate to Admin → Admins in the sidebar (or via the "More" menu on mobile).</w:t>
+        <w:br/>
+        <w:t>• Click "Add Admin".</w:t>
+        <w:br/>
+        <w:t>• Enter the new admin's Full Name and Email address.</w:t>
+        <w:br/>
+        <w:t>• Under Branch, select an existing branch from the dropdown, or choose "+ Create a new branch..." to enter a new Branch Name and Branch City right there (the new branch is created alongside the admin account).</w:t>
+        <w:br/>
+        <w:t>• Click "Create Admin".</w:t>
+        <w:br/>
+        <w:t>• A secure, system-generated temporary password is shown on screen. Copy and provide this password to the new administrator.</w:t>
       </w:r>
     </w:p>
     <w:p>
       <w:r>
-        <w:rPr>
-          <w:b w:val="0"/>
-          <w:i w:val="0"/>
-        </w:rPr>
+        <w:t>2. Forced Password Change on First Login:</w:t>
+        <w:br/>
+        <w:t>The temporary password only grants access to a mandatory first-login screen (/change-password-required). The new admin cannot access the admin dashboard or any system data until they choose and confirm their own permanent password. Once submitted, their session is updated immediately and they enter their branch dashboard.</w:t>
       </w:r>
     </w:p>
     <w:p>
@@ -1644,25 +1678,18 @@
         <w:shd w:fill="F1F5F9"/>
       </w:pPr>
       <w:r>
-        <w:rPr>
-          <w:rFonts w:ascii="Consolas" w:hAnsi="Consolas"/>
-          <w:color w:val="0F172A"/>
-          <w:sz w:val="20"/>
-        </w:rPr>
-        <w:t>pnpm provision-admin --role=BRANCH_ADMIN --email=name@example.com \</w:t>
+        <w:t>3. Command-Line Setup (For Developers):</w:t>
         <w:br/>
-        <w:t xml:space="preserve">    --password=... --name="Their Name" \</w:t>
+        <w:t>The terminal provisioning script remains available for developers during initial server deployment or out-of-band setup:</w:t>
         <w:br/>
-        <w:t xml:space="preserve">    --branch-name="Pokhara" --branch-city="Pokhara"</w:t>
+        <w:t>pnpm provision-admin --role=SUPER_ADMIN --email=name@example.com --password=... --name="Their Name"</w:t>
+        <w:br/>
+        <w:t>pnpm provision-admin --role=BRANCH_ADMIN --email=name@example.com --password=... --name="Their Name" --branch-name="Pokhara" --branch-city="Pokhara"</w:t>
       </w:r>
     </w:p>
     <w:p>
       <w:r>
-        <w:rPr>
-          <w:b w:val="0"/>
-          <w:i w:val="0"/>
-        </w:rPr>
-        <w:t>The Branch Admin version also creates the branch itself if it doesn't already exist, using the name you give it. There's no in-app screen for this on purpose — every new admin account existing only because someone deliberately ran this command is the security model.</w:t>
+        <w:t>As with in-dashboard creation, any admin provisioned via CLI is also required to update their password on first sign-in. Public website sign-up can only ever create Tutor accounts; only an existing Super Admin or server CLI can create administrators.</w:t>
       </w:r>
     </w:p>
     <w:p>
@@ -1997,6 +2024,70 @@
           </w:p>
         </w:tc>
       </w:tr>
+      <w:tr>
+        <w:tc>
+          <w:tcPr>
+            <w:tcW w:type="dxa" w:w="2880"/>
+          </w:tcPr>
+          <w:p>
+            <w:r>
+              <w:t>TS-CQ-</w:t>
+            </w:r>
+          </w:p>
+        </w:tc>
+        <w:tc>
+          <w:tcPr>
+            <w:tcW w:type="dxa" w:w="2880"/>
+          </w:tcPr>
+          <w:p>
+            <w:r>
+              <w:t>A public contact inquiry</w:t>
+            </w:r>
+          </w:p>
+        </w:tc>
+        <w:tc>
+          <w:tcPr>
+            <w:tcW w:type="dxa" w:w="2880"/>
+          </w:tcPr>
+          <w:p>
+            <w:r>
+              <w:t>TS-CQ-000012</w:t>
+            </w:r>
+          </w:p>
+        </w:tc>
+      </w:tr>
+      <w:tr>
+        <w:tc>
+          <w:tcPr>
+            <w:tcW w:type="dxa" w:w="2880"/>
+          </w:tcPr>
+          <w:p>
+            <w:r>
+              <w:t>TS-SC-</w:t>
+            </w:r>
+          </w:p>
+        </w:tc>
+        <w:tc>
+          <w:tcPr>
+            <w:tcW w:type="dxa" w:w="2880"/>
+          </w:tcPr>
+          <w:p>
+            <w:r>
+              <w:t>A school partnership enquiry</w:t>
+            </w:r>
+          </w:p>
+        </w:tc>
+        <w:tc>
+          <w:tcPr>
+            <w:tcW w:type="dxa" w:w="2880"/>
+          </w:tcPr>
+          <w:p>
+            <w:r>
+              <w:t>TS-SC-000008</w:t>
+            </w:r>
+          </w:p>
+        </w:tc>
+      </w:tr>
     </w:tbl>
     <w:p/>
     <w:p>
@@ -2053,13 +2144,7 @@
         <w:pStyle w:val="ListBullet"/>
       </w:pPr>
       <w:r>
-        <w:rPr>
-          <w:b/>
-        </w:rPr>
-        <w:t xml:space="preserve">Exact addresses are private. </w:t>
-      </w:r>
-      <w:r>
-        <w:t>A parent's exact home address is only ever visible to an admin. Tutors only ever see a general area name — confirmed by directly attempting to read it through every tutor-facing page and request; it never appears.</w:t>
+        <w:t>Exact addresses are private until assignment. A parent's exact home address and contact phone number are hidden from tutors browsing opportunities (tutors see only the general locality and branch city). Once an admin formally assigns a tutor to that tuition, the assigned tutor is granted access to the exact address and parent contact details needed to teach. If the tuition is reopened or cancelled, this access is revoked.</w:t>
       </w:r>
     </w:p>
     <w:p>
@@ -2067,13 +2152,7 @@
         <w:pStyle w:val="ListBullet"/>
       </w:pPr>
       <w:r>
-        <w:rPr>
-          <w:b/>
-        </w:rPr>
-        <w:t xml:space="preserve">Branch data is isolated. </w:t>
-      </w:r>
-      <w:r>
-        <w:t>A Branch Admin cannot view, message, approve, reject, assign, or suspend anything belonging to another branch, even by directly editing a web address to try to guess at another branch's records — tested live and confirmed blocked, every time.</w:t>
+        <w:t>Branch data and opportunities are isolated. A Branch Admin cannot view, message, approve, reject, assign, or suspend anything belonging to another branch — tested live and confirmed blocked, every time. Furthermore, Available Tuitions are strictly scoped to the tutor's own branch city.</w:t>
       </w:r>
     </w:p>
     <w:p>
@@ -2144,6 +2223,14 @@
       </w:r>
       <w:r>
         <w:t>Uploaded CVs and photos are checked against their actual file content, not just the label the browser sent — this specifically closes a known trick where a harmful file is disguised with a “.pdf” name to fool a human reviewer.</w:t>
+      </w:r>
+    </w:p>
+    <w:p>
+      <w:pPr>
+        <w:pStyle w:val="ListBullet"/>
+      </w:pPr>
+      <w:r>
+        <w:t>Intrusion attempts are blocked and audited. Anyone attempting to snoop on admin-only routes (/admin/*) without authorization — whether an unauthenticated visitor or a registered tutor — is immediately blocked, redirected to a dedicated /access-denied warning page, and an UNAUTHORIZED_ADMIN_ACCESS_ATTEMPT security event is written to the audit log.</w:t>
       </w:r>
     </w:p>
     <w:p>
